--- a/uchastniku/03-blank-obuchenie.docx
+++ b/uchastniku/03-blank-obuchenie.docx
@@ -50,7 +50,7 @@
           <w:i w:val="0"/>
           <w:sz w:val="22"/>
         </w:rPr>
-        <w:t>По операциям своего процесса выберите участников из списка в этом бланке и подразделения. Впишите участников в пустые ячейки шапки. На пересечении с профессией поставьте код роли по легенде. Готовых кодов в бланке нет.</w:t>
+        <w:t>Смотря на наименование операции, выберите участников процесса из списка в этом бланке и подразделения. Впишите участников в пустые ячейки шапки. На пересечении с операцией проставьте код роли по легенде. Готовых кодов в бланке нет.</w:t>
       </w:r>
     </w:p>
     <w:p>
@@ -72,383 +72,9 @@
     </w:p>
     <w:p>
       <w:pPr>
-        <w:keepNext w:val="0"/>
-        <w:keepLines/>
-        <w:spacing w:before="80" w:after="80" w:line="259" w:lineRule="auto"/>
-        <w:jc w:val="left"/>
-      </w:pPr>
-      <w:r>
-        <w:rPr>
-          <w:rFonts w:ascii="Arial" w:hAnsi="Arial" w:cs="Arial" w:eastAsia="Arial"/>
-          <w:b/>
-          <w:i w:val="0"/>
-          <w:sz w:val="26"/>
-        </w:rPr>
-        <w:t>Операции процесса</w:t>
-      </w:r>
-    </w:p>
-    <w:p>
-      <w:pPr>
-        <w:keepNext w:val="0"/>
-        <w:keepLines/>
-        <w:spacing w:before="0" w:after="80" w:line="259" w:lineRule="auto"/>
-        <w:jc w:val="left"/>
-      </w:pPr>
-      <w:r>
-        <w:rPr>
-          <w:rFonts w:ascii="Arial" w:hAnsi="Arial" w:cs="Arial" w:eastAsia="Arial"/>
-          <w:b w:val="0"/>
-          <w:i/>
-          <w:sz w:val="20"/>
-        </w:rPr>
-        <w:t>Смотрите на наименование операции. Коды ролей рядом с операциями не приведены.</w:t>
-      </w:r>
-    </w:p>
-    <w:p>
-      <w:pPr>
-        <w:keepNext w:val="0"/>
-        <w:keepLines/>
-        <w:spacing w:before="0" w:after="20" w:line="259" w:lineRule="auto"/>
-        <w:jc w:val="left"/>
-      </w:pPr>
-      <w:r>
-        <w:rPr>
-          <w:rFonts w:ascii="Arial" w:hAnsi="Arial" w:cs="Arial" w:eastAsia="Arial"/>
-          <w:b w:val="0"/>
-          <w:i w:val="0"/>
-          <w:sz w:val="21"/>
-        </w:rPr>
-        <w:t>1. Формирование матрицы обучения работников по охране труда</w:t>
-      </w:r>
-    </w:p>
-    <w:p>
-      <w:pPr>
-        <w:keepNext w:val="0"/>
-        <w:keepLines/>
-        <w:spacing w:before="0" w:after="20" w:line="259" w:lineRule="auto"/>
-        <w:jc w:val="left"/>
-      </w:pPr>
-      <w:r>
-        <w:rPr>
-          <w:rFonts w:ascii="Arial" w:hAnsi="Arial" w:cs="Arial" w:eastAsia="Arial"/>
-          <w:b w:val="0"/>
-          <w:i w:val="0"/>
-          <w:sz w:val="21"/>
-        </w:rPr>
-        <w:t>2. Актуализация матрицы обучения работников по охране труда</w:t>
-      </w:r>
-    </w:p>
-    <w:p>
-      <w:pPr>
-        <w:keepNext w:val="0"/>
-        <w:keepLines/>
-        <w:spacing w:before="0" w:after="20" w:line="259" w:lineRule="auto"/>
-        <w:jc w:val="left"/>
-      </w:pPr>
-      <w:r>
-        <w:rPr>
-          <w:rFonts w:ascii="Arial" w:hAnsi="Arial" w:cs="Arial" w:eastAsia="Arial"/>
-          <w:b w:val="0"/>
-          <w:i w:val="0"/>
-          <w:sz w:val="21"/>
-        </w:rPr>
-        <w:t>3. Формирование и актуализация план-графика обучения работников по охране труда</w:t>
-      </w:r>
-    </w:p>
-    <w:p>
-      <w:pPr>
-        <w:keepNext w:val="0"/>
-        <w:keepLines/>
-        <w:spacing w:before="0" w:after="20" w:line="259" w:lineRule="auto"/>
-        <w:jc w:val="left"/>
-      </w:pPr>
-      <w:r>
-        <w:rPr>
-          <w:rFonts w:ascii="Arial" w:hAnsi="Arial" w:cs="Arial" w:eastAsia="Arial"/>
-          <w:b w:val="0"/>
-          <w:i w:val="0"/>
-          <w:sz w:val="21"/>
-        </w:rPr>
-        <w:t>4. Формирование перечня СИЗ, требующих от работника практических навыков</w:t>
-      </w:r>
-    </w:p>
-    <w:p>
-      <w:pPr>
-        <w:keepNext w:val="0"/>
-        <w:keepLines/>
-        <w:spacing w:before="0" w:after="20" w:line="259" w:lineRule="auto"/>
-        <w:jc w:val="left"/>
-      </w:pPr>
-      <w:r>
-        <w:rPr>
-          <w:rFonts w:ascii="Arial" w:hAnsi="Arial" w:cs="Arial" w:eastAsia="Arial"/>
-          <w:b w:val="0"/>
-          <w:i w:val="0"/>
-          <w:sz w:val="21"/>
-        </w:rPr>
-        <w:t>5. Формирование и актуализация программ обучения по охране труда</w:t>
-      </w:r>
-    </w:p>
-    <w:p>
-      <w:pPr>
-        <w:keepNext w:val="0"/>
-        <w:keepLines/>
-        <w:spacing w:before="0" w:after="20" w:line="259" w:lineRule="auto"/>
-        <w:jc w:val="left"/>
-      </w:pPr>
-      <w:r>
-        <w:rPr>
-          <w:rFonts w:ascii="Arial" w:hAnsi="Arial" w:cs="Arial" w:eastAsia="Arial"/>
-          <w:b w:val="0"/>
-          <w:i w:val="0"/>
-          <w:sz w:val="21"/>
-        </w:rPr>
-        <w:t>6. Формирование и актуализация учебно-методических материалов для программ обучения по охране труда</w:t>
-      </w:r>
-    </w:p>
-    <w:p>
-      <w:pPr>
-        <w:keepNext w:val="0"/>
-        <w:keepLines/>
-        <w:spacing w:before="0" w:after="20" w:line="259" w:lineRule="auto"/>
-        <w:jc w:val="left"/>
-      </w:pPr>
-      <w:r>
-        <w:rPr>
-          <w:rFonts w:ascii="Arial" w:hAnsi="Arial" w:cs="Arial" w:eastAsia="Arial"/>
-          <w:b w:val="0"/>
-          <w:i w:val="0"/>
-          <w:sz w:val="21"/>
-        </w:rPr>
-        <w:t>7. Материально-техническое оснащение процесса обучения</w:t>
-      </w:r>
-    </w:p>
-    <w:p>
-      <w:pPr>
-        <w:keepNext w:val="0"/>
-        <w:keepLines/>
-        <w:spacing w:before="0" w:after="20" w:line="259" w:lineRule="auto"/>
-        <w:jc w:val="left"/>
-      </w:pPr>
-      <w:r>
-        <w:rPr>
-          <w:rFonts w:ascii="Arial" w:hAnsi="Arial" w:cs="Arial" w:eastAsia="Arial"/>
-          <w:b w:val="0"/>
-          <w:i w:val="0"/>
-          <w:sz w:val="21"/>
-        </w:rPr>
-        <w:t>8. Назначение лиц, проводящих обучение по охране труда</w:t>
-      </w:r>
-    </w:p>
-    <w:p>
-      <w:pPr>
-        <w:keepNext w:val="0"/>
-        <w:keepLines/>
-        <w:spacing w:before="0" w:after="20" w:line="259" w:lineRule="auto"/>
-        <w:jc w:val="left"/>
-      </w:pPr>
-      <w:r>
-        <w:rPr>
-          <w:rFonts w:ascii="Arial" w:hAnsi="Arial" w:cs="Arial" w:eastAsia="Arial"/>
-          <w:b w:val="0"/>
-          <w:i w:val="0"/>
-          <w:sz w:val="21"/>
-        </w:rPr>
-        <w:t>9. Формирование комиссий по проверке знания требований охраны труда</w:t>
-      </w:r>
-    </w:p>
-    <w:p>
-      <w:pPr>
-        <w:keepNext w:val="0"/>
-        <w:keepLines/>
-        <w:spacing w:before="0" w:after="20" w:line="259" w:lineRule="auto"/>
-        <w:jc w:val="left"/>
-      </w:pPr>
-      <w:r>
-        <w:rPr>
-          <w:rFonts w:ascii="Arial" w:hAnsi="Arial" w:cs="Arial" w:eastAsia="Arial"/>
-          <w:b w:val="0"/>
-          <w:i w:val="0"/>
-          <w:sz w:val="21"/>
-        </w:rPr>
-        <w:t>10. Планирование бюджета на обучение по охране труда</w:t>
-      </w:r>
-    </w:p>
-    <w:p>
-      <w:pPr>
-        <w:keepNext w:val="0"/>
-        <w:keepLines/>
-        <w:spacing w:before="0" w:after="20" w:line="259" w:lineRule="auto"/>
-        <w:jc w:val="left"/>
-      </w:pPr>
-      <w:r>
-        <w:rPr>
-          <w:rFonts w:ascii="Arial" w:hAnsi="Arial" w:cs="Arial" w:eastAsia="Arial"/>
-          <w:b w:val="0"/>
-          <w:i w:val="0"/>
-          <w:sz w:val="21"/>
-        </w:rPr>
-        <w:t>11. Заключение договоров на оказание услуг обучения по охране труда</w:t>
-      </w:r>
-    </w:p>
-    <w:p>
-      <w:pPr>
-        <w:keepNext w:val="0"/>
-        <w:keepLines/>
-        <w:spacing w:before="0" w:after="20" w:line="259" w:lineRule="auto"/>
-        <w:jc w:val="left"/>
-      </w:pPr>
-      <w:r>
-        <w:rPr>
-          <w:rFonts w:ascii="Arial" w:hAnsi="Arial" w:cs="Arial" w:eastAsia="Arial"/>
-          <w:b w:val="0"/>
-          <w:i w:val="0"/>
-          <w:sz w:val="21"/>
-        </w:rPr>
-        <w:t>12. Назначение работникам программ обучения по охране труда</w:t>
-      </w:r>
-    </w:p>
-    <w:p>
-      <w:pPr>
-        <w:keepNext w:val="0"/>
-        <w:keepLines/>
-        <w:spacing w:before="0" w:after="20" w:line="259" w:lineRule="auto"/>
-        <w:jc w:val="left"/>
-      </w:pPr>
-      <w:r>
-        <w:rPr>
-          <w:rFonts w:ascii="Arial" w:hAnsi="Arial" w:cs="Arial" w:eastAsia="Arial"/>
-          <w:b w:val="0"/>
-          <w:i w:val="0"/>
-          <w:sz w:val="21"/>
-        </w:rPr>
-        <w:t>13. Оформление отрыва от работы</w:t>
-      </w:r>
-    </w:p>
-    <w:p>
-      <w:pPr>
-        <w:keepNext w:val="0"/>
-        <w:keepLines/>
-        <w:spacing w:before="0" w:after="20" w:line="259" w:lineRule="auto"/>
-        <w:jc w:val="left"/>
-      </w:pPr>
-      <w:r>
-        <w:rPr>
-          <w:rFonts w:ascii="Arial" w:hAnsi="Arial" w:cs="Arial" w:eastAsia="Arial"/>
-          <w:b w:val="0"/>
-          <w:i w:val="0"/>
-          <w:sz w:val="21"/>
-        </w:rPr>
-        <w:t>14. Направление работников на обучение и контроль их явки</w:t>
-      </w:r>
-    </w:p>
-    <w:p>
-      <w:pPr>
-        <w:keepNext w:val="0"/>
-        <w:keepLines/>
-        <w:spacing w:before="0" w:after="20" w:line="259" w:lineRule="auto"/>
-        <w:jc w:val="left"/>
-      </w:pPr>
-      <w:r>
-        <w:rPr>
-          <w:rFonts w:ascii="Arial" w:hAnsi="Arial" w:cs="Arial" w:eastAsia="Arial"/>
-          <w:b w:val="0"/>
-          <w:i w:val="0"/>
-          <w:sz w:val="21"/>
-        </w:rPr>
-        <w:t>15. Проведение обучения по охране труда</w:t>
-      </w:r>
-    </w:p>
-    <w:p>
-      <w:pPr>
-        <w:keepNext w:val="0"/>
-        <w:keepLines/>
-        <w:spacing w:before="0" w:after="20" w:line="259" w:lineRule="auto"/>
-        <w:jc w:val="left"/>
-      </w:pPr>
-      <w:r>
-        <w:rPr>
-          <w:rFonts w:ascii="Arial" w:hAnsi="Arial" w:cs="Arial" w:eastAsia="Arial"/>
-          <w:b w:val="0"/>
-          <w:i w:val="0"/>
-          <w:sz w:val="21"/>
-        </w:rPr>
-        <w:t>16. Проведение проверки знания требований охраны труда</w:t>
-      </w:r>
-    </w:p>
-    <w:p>
-      <w:pPr>
-        <w:keepNext w:val="0"/>
-        <w:keepLines/>
-        <w:spacing w:before="0" w:after="20" w:line="259" w:lineRule="auto"/>
-        <w:jc w:val="left"/>
-      </w:pPr>
-      <w:r>
-        <w:rPr>
-          <w:rFonts w:ascii="Arial" w:hAnsi="Arial" w:cs="Arial" w:eastAsia="Arial"/>
-          <w:b w:val="0"/>
-          <w:i w:val="0"/>
-          <w:sz w:val="21"/>
-        </w:rPr>
-        <w:t>17. Оформление результатов обучения и проверки знания требований охраны труда</w:t>
-      </w:r>
-    </w:p>
-    <w:p>
-      <w:pPr>
-        <w:keepNext w:val="0"/>
-        <w:keepLines/>
-        <w:spacing w:before="0" w:after="20" w:line="259" w:lineRule="auto"/>
-        <w:jc w:val="left"/>
-      </w:pPr>
-      <w:r>
-        <w:rPr>
-          <w:rFonts w:ascii="Arial" w:hAnsi="Arial" w:cs="Arial" w:eastAsia="Arial"/>
-          <w:b w:val="0"/>
-          <w:i w:val="0"/>
-          <w:sz w:val="21"/>
-        </w:rPr>
-        <w:t>18. Учет результатов обучения по охране труда</w:t>
-      </w:r>
-    </w:p>
-    <w:p>
-      <w:pPr>
-        <w:keepNext w:val="0"/>
-        <w:keepLines/>
-        <w:spacing w:before="0" w:after="20" w:line="259" w:lineRule="auto"/>
-        <w:jc w:val="left"/>
-      </w:pPr>
-      <w:r>
-        <w:rPr>
-          <w:rFonts w:ascii="Arial" w:hAnsi="Arial" w:cs="Arial" w:eastAsia="Arial"/>
-          <w:b w:val="0"/>
-          <w:i w:val="0"/>
-          <w:sz w:val="21"/>
-        </w:rPr>
-        <w:t>19. Рассмотрение вопроса об отстранении работника от работы</w:t>
-      </w:r>
-    </w:p>
-    <w:p>
-      <w:pPr>
-        <w:keepNext w:val="0"/>
-        <w:keepLines/>
-        <w:spacing w:before="0" w:after="20" w:line="259" w:lineRule="auto"/>
-        <w:jc w:val="left"/>
-      </w:pPr>
-      <w:r>
-        <w:rPr>
-          <w:rFonts w:ascii="Arial" w:hAnsi="Arial" w:cs="Arial" w:eastAsia="Arial"/>
-          <w:b w:val="0"/>
-          <w:i w:val="0"/>
-          <w:sz w:val="21"/>
-        </w:rPr>
-        <w:t>20. Хранение оригинальных экземпляров протоколов проверки знания требований охраны труда</w:t>
-      </w:r>
-    </w:p>
-    <w:p>
-      <w:pPr>
         <w:keepNext/>
         <w:keepLines/>
-        <w:spacing w:before="200" w:after="80" w:line="259" w:lineRule="auto"/>
+        <w:spacing w:before="120" w:after="80" w:line="259" w:lineRule="auto"/>
         <w:jc w:val="left"/>
       </w:pPr>
       <w:r>
@@ -997,7 +623,7 @@
       <w:pPr>
         <w:keepNext w:val="0"/>
         <w:keepLines/>
-        <w:spacing w:before="0" w:after="80" w:line="259" w:lineRule="auto"/>
+        <w:spacing w:before="0" w:after="40" w:line="259" w:lineRule="auto"/>
         <w:jc w:val="left"/>
       </w:pPr>
       <w:r>
@@ -1014,6 +640,23 @@
       <w:pPr>
         <w:keepNext w:val="0"/>
         <w:keepLines/>
+        <w:spacing w:before="0" w:after="40" w:line="259" w:lineRule="auto"/>
+        <w:jc w:val="left"/>
+      </w:pPr>
+      <w:r>
+        <w:rPr>
+          <w:rFonts w:ascii="Arial" w:hAnsi="Arial" w:cs="Arial" w:eastAsia="Arial"/>
+          <w:b/>
+          <w:i w:val="0"/>
+          <w:sz w:val="24"/>
+        </w:rPr>
+        <w:t>Проведение обучения по охране труда</w:t>
+      </w:r>
+    </w:p>
+    <w:p>
+      <w:pPr>
+        <w:keepNext w:val="0"/>
+        <w:keepLines/>
         <w:spacing w:before="0" w:after="120" w:line="259" w:lineRule="auto"/>
         <w:jc w:val="left"/>
       </w:pPr>
@@ -1024,7 +667,7 @@
           <w:i w:val="0"/>
           <w:sz w:val="21"/>
         </w:rPr>
-        <w:t>В графе «Наименование профессии» стоят наименования должностей и ролей этого процесса, как они названы в матрице. Отдельного перечня рабочих профессий в разделе процесса нет. В первую строку пустых колонок впишите выбранного участника. Ячейки на пересечении оставьте для кода роли.</w:t>
+        <w:t>В первую строку пустых колонок впишите выбранного участника. Ячейки на пересечении с операцией оставьте для кода роли.</w:t>
       </w:r>
     </w:p>
     <w:tbl>
@@ -1035,26 +678,26 @@
         <w:tblLook w:firstColumn="1" w:firstRow="1" w:lastColumn="0" w:lastRow="0" w:noHBand="0" w:noVBand="1" w:val="04A0"/>
       </w:tblPr>
       <w:tblGrid>
-        <w:gridCol w:w="623"/>
-        <w:gridCol w:w="4195"/>
-        <w:gridCol w:w="1360"/>
-        <w:gridCol w:w="1360"/>
-        <w:gridCol w:w="1360"/>
-        <w:gridCol w:w="1360"/>
-        <w:gridCol w:w="1360"/>
-        <w:gridCol w:w="1360"/>
-        <w:gridCol w:w="1360"/>
-        <w:gridCol w:w="1360"/>
+        <w:gridCol w:w="652"/>
+        <w:gridCol w:w="6435"/>
+        <w:gridCol w:w="1077"/>
+        <w:gridCol w:w="1077"/>
+        <w:gridCol w:w="1077"/>
+        <w:gridCol w:w="1077"/>
+        <w:gridCol w:w="1077"/>
+        <w:gridCol w:w="1077"/>
+        <w:gridCol w:w="1077"/>
+        <w:gridCol w:w="1077"/>
       </w:tblGrid>
       <w:tr>
         <w:trPr>
-          <w:trHeight w:val="1814" w:hRule="atLeast"/>
+          <w:trHeight w:val="1587" w:hRule="atLeast"/>
           <w:tblHeader w:val="true"/>
           <w:cantSplit/>
         </w:trPr>
         <w:tc>
           <w:tcPr>
-            <w:tcW w:type="dxa" w:w="623"/>
+            <w:tcW w:type="dxa" w:w="652"/>
             <w:vAlign w:val="center"/>
             <w:shd w:val="clear" w:color="auto" w:fill="D9D9D9"/>
             <w:tcMar>
@@ -1082,7 +725,7 @@
         </w:tc>
         <w:tc>
           <w:tcPr>
-            <w:tcW w:type="dxa" w:w="4195"/>
+            <w:tcW w:type="dxa" w:w="6435"/>
             <w:vAlign w:val="center"/>
             <w:shd w:val="clear" w:color="auto" w:fill="D9D9D9"/>
             <w:tcMar>
@@ -1104,13 +747,13 @@
                 <w:i w:val="0"/>
                 <w:sz w:val="20"/>
               </w:rPr>
-              <w:t>Наименование профессии</w:t>
+              <w:t>Наименование операции</w:t>
             </w:r>
           </w:p>
         </w:tc>
         <w:tc>
           <w:tcPr>
-            <w:tcW w:type="dxa" w:w="1360"/>
+            <w:tcW w:type="dxa" w:w="1077"/>
             <w:vAlign w:val="center"/>
             <w:shd w:val="clear" w:color="auto" w:fill="FFFFFF"/>
             <w:tcMar>
@@ -1129,7 +772,7 @@
         </w:tc>
         <w:tc>
           <w:tcPr>
-            <w:tcW w:type="dxa" w:w="1360"/>
+            <w:tcW w:type="dxa" w:w="1077"/>
             <w:vAlign w:val="center"/>
             <w:shd w:val="clear" w:color="auto" w:fill="FFFFFF"/>
             <w:tcMar>
@@ -1148,7 +791,7 @@
         </w:tc>
         <w:tc>
           <w:tcPr>
-            <w:tcW w:type="dxa" w:w="1360"/>
+            <w:tcW w:type="dxa" w:w="1077"/>
             <w:vAlign w:val="center"/>
             <w:shd w:val="clear" w:color="auto" w:fill="FFFFFF"/>
             <w:tcMar>
@@ -1167,7 +810,7 @@
         </w:tc>
         <w:tc>
           <w:tcPr>
-            <w:tcW w:type="dxa" w:w="1360"/>
+            <w:tcW w:type="dxa" w:w="1077"/>
             <w:vAlign w:val="center"/>
             <w:shd w:val="clear" w:color="auto" w:fill="FFFFFF"/>
             <w:tcMar>
@@ -1186,7 +829,7 @@
         </w:tc>
         <w:tc>
           <w:tcPr>
-            <w:tcW w:type="dxa" w:w="1360"/>
+            <w:tcW w:type="dxa" w:w="1077"/>
             <w:vAlign w:val="center"/>
             <w:shd w:val="clear" w:color="auto" w:fill="FFFFFF"/>
             <w:tcMar>
@@ -1205,7 +848,7 @@
         </w:tc>
         <w:tc>
           <w:tcPr>
-            <w:tcW w:type="dxa" w:w="1360"/>
+            <w:tcW w:type="dxa" w:w="1077"/>
             <w:vAlign w:val="center"/>
             <w:shd w:val="clear" w:color="auto" w:fill="FFFFFF"/>
             <w:tcMar>
@@ -1224,7 +867,7 @@
         </w:tc>
         <w:tc>
           <w:tcPr>
-            <w:tcW w:type="dxa" w:w="1360"/>
+            <w:tcW w:type="dxa" w:w="1077"/>
             <w:vAlign w:val="center"/>
             <w:shd w:val="clear" w:color="auto" w:fill="FFFFFF"/>
             <w:tcMar>
@@ -1243,7 +886,7 @@
         </w:tc>
         <w:tc>
           <w:tcPr>
-            <w:tcW w:type="dxa" w:w="1360"/>
+            <w:tcW w:type="dxa" w:w="1077"/>
             <w:vAlign w:val="center"/>
             <w:shd w:val="clear" w:color="auto" w:fill="FFFFFF"/>
             <w:tcMar>
@@ -1263,12 +906,12 @@
       </w:tr>
       <w:tr>
         <w:trPr>
-          <w:trHeight w:val="765" w:hRule="atLeast"/>
+          <w:trHeight w:val="595" w:hRule="atLeast"/>
           <w:cantSplit/>
         </w:trPr>
         <w:tc>
           <w:tcPr>
-            <w:tcW w:type="dxa" w:w="623"/>
+            <w:tcW w:type="dxa" w:w="652"/>
             <w:vAlign w:val="center"/>
             <w:tcMar>
               <w:top w:w="40" w:type="dxa"/>
@@ -1295,9 +938,8 @@
         </w:tc>
         <w:tc>
           <w:tcPr>
-            <w:tcW w:type="dxa" w:w="4195"/>
+            <w:tcW w:type="dxa" w:w="6435"/>
             <w:vAlign w:val="center"/>
-            <w:shd w:val="clear" w:color="auto" w:fill="F4F7FB"/>
             <w:tcMar>
               <w:top w:w="40" w:type="dxa"/>
               <w:left w:w="50" w:type="dxa"/>
@@ -1317,13 +959,13 @@
                 <w:i w:val="0"/>
                 <w:sz w:val="18"/>
               </w:rPr>
-              <w:t>Непосредственный руководитель работника</w:t>
+              <w:t>Формирование матрицы обучения работников по охране труда</w:t>
             </w:r>
           </w:p>
         </w:tc>
         <w:tc>
           <w:tcPr>
-            <w:tcW w:type="dxa" w:w="1360"/>
+            <w:tcW w:type="dxa" w:w="1077"/>
             <w:vAlign w:val="center"/>
             <w:tcMar>
               <w:top w:w="40" w:type="dxa"/>
@@ -1341,7 +983,7 @@
         </w:tc>
         <w:tc>
           <w:tcPr>
-            <w:tcW w:type="dxa" w:w="1360"/>
+            <w:tcW w:type="dxa" w:w="1077"/>
             <w:vAlign w:val="center"/>
             <w:tcMar>
               <w:top w:w="40" w:type="dxa"/>
@@ -1359,7 +1001,7 @@
         </w:tc>
         <w:tc>
           <w:tcPr>
-            <w:tcW w:type="dxa" w:w="1360"/>
+            <w:tcW w:type="dxa" w:w="1077"/>
             <w:vAlign w:val="center"/>
             <w:tcMar>
               <w:top w:w="40" w:type="dxa"/>
@@ -1377,7 +1019,7 @@
         </w:tc>
         <w:tc>
           <w:tcPr>
-            <w:tcW w:type="dxa" w:w="1360"/>
+            <w:tcW w:type="dxa" w:w="1077"/>
             <w:vAlign w:val="center"/>
             <w:tcMar>
               <w:top w:w="40" w:type="dxa"/>
@@ -1395,7 +1037,7 @@
         </w:tc>
         <w:tc>
           <w:tcPr>
-            <w:tcW w:type="dxa" w:w="1360"/>
+            <w:tcW w:type="dxa" w:w="1077"/>
             <w:vAlign w:val="center"/>
             <w:tcMar>
               <w:top w:w="40" w:type="dxa"/>
@@ -1413,7 +1055,7 @@
         </w:tc>
         <w:tc>
           <w:tcPr>
-            <w:tcW w:type="dxa" w:w="1360"/>
+            <w:tcW w:type="dxa" w:w="1077"/>
             <w:vAlign w:val="center"/>
             <w:tcMar>
               <w:top w:w="40" w:type="dxa"/>
@@ -1431,7 +1073,7 @@
         </w:tc>
         <w:tc>
           <w:tcPr>
-            <w:tcW w:type="dxa" w:w="1360"/>
+            <w:tcW w:type="dxa" w:w="1077"/>
             <w:vAlign w:val="center"/>
             <w:tcMar>
               <w:top w:w="40" w:type="dxa"/>
@@ -1449,7 +1091,7 @@
         </w:tc>
         <w:tc>
           <w:tcPr>
-            <w:tcW w:type="dxa" w:w="1360"/>
+            <w:tcW w:type="dxa" w:w="1077"/>
             <w:vAlign w:val="center"/>
             <w:tcMar>
               <w:top w:w="40" w:type="dxa"/>
@@ -1468,12 +1110,12 @@
       </w:tr>
       <w:tr>
         <w:trPr>
-          <w:trHeight w:val="765" w:hRule="atLeast"/>
+          <w:trHeight w:val="595" w:hRule="atLeast"/>
           <w:cantSplit/>
         </w:trPr>
         <w:tc>
           <w:tcPr>
-            <w:tcW w:type="dxa" w:w="623"/>
+            <w:tcW w:type="dxa" w:w="652"/>
             <w:vAlign w:val="center"/>
             <w:tcMar>
               <w:top w:w="40" w:type="dxa"/>
@@ -1500,9 +1142,8 @@
         </w:tc>
         <w:tc>
           <w:tcPr>
-            <w:tcW w:type="dxa" w:w="4195"/>
+            <w:tcW w:type="dxa" w:w="6435"/>
             <w:vAlign w:val="center"/>
-            <w:shd w:val="clear" w:color="auto" w:fill="F4F7FB"/>
             <w:tcMar>
               <w:top w:w="40" w:type="dxa"/>
               <w:left w:w="50" w:type="dxa"/>
@@ -1522,13 +1163,13 @@
                 <w:i w:val="0"/>
                 <w:sz w:val="18"/>
               </w:rPr>
-              <w:t>Руководитель структурного подразделения</w:t>
+              <w:t>Актуализация матрицы обучения работников по охране труда</w:t>
             </w:r>
           </w:p>
         </w:tc>
         <w:tc>
           <w:tcPr>
-            <w:tcW w:type="dxa" w:w="1360"/>
+            <w:tcW w:type="dxa" w:w="1077"/>
             <w:vAlign w:val="center"/>
             <w:tcMar>
               <w:top w:w="40" w:type="dxa"/>
@@ -1546,7 +1187,7 @@
         </w:tc>
         <w:tc>
           <w:tcPr>
-            <w:tcW w:type="dxa" w:w="1360"/>
+            <w:tcW w:type="dxa" w:w="1077"/>
             <w:vAlign w:val="center"/>
             <w:tcMar>
               <w:top w:w="40" w:type="dxa"/>
@@ -1564,7 +1205,7 @@
         </w:tc>
         <w:tc>
           <w:tcPr>
-            <w:tcW w:type="dxa" w:w="1360"/>
+            <w:tcW w:type="dxa" w:w="1077"/>
             <w:vAlign w:val="center"/>
             <w:tcMar>
               <w:top w:w="40" w:type="dxa"/>
@@ -1582,7 +1223,7 @@
         </w:tc>
         <w:tc>
           <w:tcPr>
-            <w:tcW w:type="dxa" w:w="1360"/>
+            <w:tcW w:type="dxa" w:w="1077"/>
             <w:vAlign w:val="center"/>
             <w:tcMar>
               <w:top w:w="40" w:type="dxa"/>
@@ -1600,7 +1241,7 @@
         </w:tc>
         <w:tc>
           <w:tcPr>
-            <w:tcW w:type="dxa" w:w="1360"/>
+            <w:tcW w:type="dxa" w:w="1077"/>
             <w:vAlign w:val="center"/>
             <w:tcMar>
               <w:top w:w="40" w:type="dxa"/>
@@ -1618,7 +1259,7 @@
         </w:tc>
         <w:tc>
           <w:tcPr>
-            <w:tcW w:type="dxa" w:w="1360"/>
+            <w:tcW w:type="dxa" w:w="1077"/>
             <w:vAlign w:val="center"/>
             <w:tcMar>
               <w:top w:w="40" w:type="dxa"/>
@@ -1636,7 +1277,7 @@
         </w:tc>
         <w:tc>
           <w:tcPr>
-            <w:tcW w:type="dxa" w:w="1360"/>
+            <w:tcW w:type="dxa" w:w="1077"/>
             <w:vAlign w:val="center"/>
             <w:tcMar>
               <w:top w:w="40" w:type="dxa"/>
@@ -1654,7 +1295,7 @@
         </w:tc>
         <w:tc>
           <w:tcPr>
-            <w:tcW w:type="dxa" w:w="1360"/>
+            <w:tcW w:type="dxa" w:w="1077"/>
             <w:vAlign w:val="center"/>
             <w:tcMar>
               <w:top w:w="40" w:type="dxa"/>
@@ -1673,12 +1314,12 @@
       </w:tr>
       <w:tr>
         <w:trPr>
-          <w:trHeight w:val="765" w:hRule="atLeast"/>
+          <w:trHeight w:val="595" w:hRule="atLeast"/>
           <w:cantSplit/>
         </w:trPr>
         <w:tc>
           <w:tcPr>
-            <w:tcW w:type="dxa" w:w="623"/>
+            <w:tcW w:type="dxa" w:w="652"/>
             <w:vAlign w:val="center"/>
             <w:tcMar>
               <w:top w:w="40" w:type="dxa"/>
@@ -1705,9 +1346,8 @@
         </w:tc>
         <w:tc>
           <w:tcPr>
-            <w:tcW w:type="dxa" w:w="4195"/>
+            <w:tcW w:type="dxa" w:w="6435"/>
             <w:vAlign w:val="center"/>
-            <w:shd w:val="clear" w:color="auto" w:fill="F4F7FB"/>
             <w:tcMar>
               <w:top w:w="40" w:type="dxa"/>
               <w:left w:w="50" w:type="dxa"/>
@@ -1727,13 +1367,13 @@
                 <w:i w:val="0"/>
                 <w:sz w:val="18"/>
               </w:rPr>
-              <w:t>Служба управления персоналом</w:t>
+              <w:t>Формирование и актуализация план-графика обучения работников по охране труда</w:t>
             </w:r>
           </w:p>
         </w:tc>
         <w:tc>
           <w:tcPr>
-            <w:tcW w:type="dxa" w:w="1360"/>
+            <w:tcW w:type="dxa" w:w="1077"/>
             <w:vAlign w:val="center"/>
             <w:tcMar>
               <w:top w:w="40" w:type="dxa"/>
@@ -1751,7 +1391,7 @@
         </w:tc>
         <w:tc>
           <w:tcPr>
-            <w:tcW w:type="dxa" w:w="1360"/>
+            <w:tcW w:type="dxa" w:w="1077"/>
             <w:vAlign w:val="center"/>
             <w:tcMar>
               <w:top w:w="40" w:type="dxa"/>
@@ -1769,7 +1409,7 @@
         </w:tc>
         <w:tc>
           <w:tcPr>
-            <w:tcW w:type="dxa" w:w="1360"/>
+            <w:tcW w:type="dxa" w:w="1077"/>
             <w:vAlign w:val="center"/>
             <w:tcMar>
               <w:top w:w="40" w:type="dxa"/>
@@ -1787,7 +1427,7 @@
         </w:tc>
         <w:tc>
           <w:tcPr>
-            <w:tcW w:type="dxa" w:w="1360"/>
+            <w:tcW w:type="dxa" w:w="1077"/>
             <w:vAlign w:val="center"/>
             <w:tcMar>
               <w:top w:w="40" w:type="dxa"/>
@@ -1805,7 +1445,7 @@
         </w:tc>
         <w:tc>
           <w:tcPr>
-            <w:tcW w:type="dxa" w:w="1360"/>
+            <w:tcW w:type="dxa" w:w="1077"/>
             <w:vAlign w:val="center"/>
             <w:tcMar>
               <w:top w:w="40" w:type="dxa"/>
@@ -1823,7 +1463,7 @@
         </w:tc>
         <w:tc>
           <w:tcPr>
-            <w:tcW w:type="dxa" w:w="1360"/>
+            <w:tcW w:type="dxa" w:w="1077"/>
             <w:vAlign w:val="center"/>
             <w:tcMar>
               <w:top w:w="40" w:type="dxa"/>
@@ -1841,7 +1481,7 @@
         </w:tc>
         <w:tc>
           <w:tcPr>
-            <w:tcW w:type="dxa" w:w="1360"/>
+            <w:tcW w:type="dxa" w:w="1077"/>
             <w:vAlign w:val="center"/>
             <w:tcMar>
               <w:top w:w="40" w:type="dxa"/>
@@ -1859,7 +1499,7 @@
         </w:tc>
         <w:tc>
           <w:tcPr>
-            <w:tcW w:type="dxa" w:w="1360"/>
+            <w:tcW w:type="dxa" w:w="1077"/>
             <w:vAlign w:val="center"/>
             <w:tcMar>
               <w:top w:w="40" w:type="dxa"/>
@@ -1878,12 +1518,12 @@
       </w:tr>
       <w:tr>
         <w:trPr>
-          <w:trHeight w:val="765" w:hRule="atLeast"/>
+          <w:trHeight w:val="595" w:hRule="atLeast"/>
           <w:cantSplit/>
         </w:trPr>
         <w:tc>
           <w:tcPr>
-            <w:tcW w:type="dxa" w:w="623"/>
+            <w:tcW w:type="dxa" w:w="652"/>
             <w:vAlign w:val="center"/>
             <w:tcMar>
               <w:top w:w="40" w:type="dxa"/>
@@ -1910,9 +1550,8 @@
         </w:tc>
         <w:tc>
           <w:tcPr>
-            <w:tcW w:type="dxa" w:w="4195"/>
+            <w:tcW w:type="dxa" w:w="6435"/>
             <w:vAlign w:val="center"/>
-            <w:shd w:val="clear" w:color="auto" w:fill="F4F7FB"/>
             <w:tcMar>
               <w:top w:w="40" w:type="dxa"/>
               <w:left w:w="50" w:type="dxa"/>
@@ -1932,13 +1571,13 @@
                 <w:i w:val="0"/>
                 <w:sz w:val="18"/>
               </w:rPr>
-              <w:t>Ответственный за организацию обязательного обучения</w:t>
+              <w:t>Формирование перечня СИЗ, требующих от работника практических навыков</w:t>
             </w:r>
           </w:p>
         </w:tc>
         <w:tc>
           <w:tcPr>
-            <w:tcW w:type="dxa" w:w="1360"/>
+            <w:tcW w:type="dxa" w:w="1077"/>
             <w:vAlign w:val="center"/>
             <w:tcMar>
               <w:top w:w="40" w:type="dxa"/>
@@ -1956,7 +1595,7 @@
         </w:tc>
         <w:tc>
           <w:tcPr>
-            <w:tcW w:type="dxa" w:w="1360"/>
+            <w:tcW w:type="dxa" w:w="1077"/>
             <w:vAlign w:val="center"/>
             <w:tcMar>
               <w:top w:w="40" w:type="dxa"/>
@@ -1974,7 +1613,7 @@
         </w:tc>
         <w:tc>
           <w:tcPr>
-            <w:tcW w:type="dxa" w:w="1360"/>
+            <w:tcW w:type="dxa" w:w="1077"/>
             <w:vAlign w:val="center"/>
             <w:tcMar>
               <w:top w:w="40" w:type="dxa"/>
@@ -1992,7 +1631,7 @@
         </w:tc>
         <w:tc>
           <w:tcPr>
-            <w:tcW w:type="dxa" w:w="1360"/>
+            <w:tcW w:type="dxa" w:w="1077"/>
             <w:vAlign w:val="center"/>
             <w:tcMar>
               <w:top w:w="40" w:type="dxa"/>
@@ -2010,7 +1649,7 @@
         </w:tc>
         <w:tc>
           <w:tcPr>
-            <w:tcW w:type="dxa" w:w="1360"/>
+            <w:tcW w:type="dxa" w:w="1077"/>
             <w:vAlign w:val="center"/>
             <w:tcMar>
               <w:top w:w="40" w:type="dxa"/>
@@ -2028,7 +1667,7 @@
         </w:tc>
         <w:tc>
           <w:tcPr>
-            <w:tcW w:type="dxa" w:w="1360"/>
+            <w:tcW w:type="dxa" w:w="1077"/>
             <w:vAlign w:val="center"/>
             <w:tcMar>
               <w:top w:w="40" w:type="dxa"/>
@@ -2046,7 +1685,7 @@
         </w:tc>
         <w:tc>
           <w:tcPr>
-            <w:tcW w:type="dxa" w:w="1360"/>
+            <w:tcW w:type="dxa" w:w="1077"/>
             <w:vAlign w:val="center"/>
             <w:tcMar>
               <w:top w:w="40" w:type="dxa"/>
@@ -2064,7 +1703,7 @@
         </w:tc>
         <w:tc>
           <w:tcPr>
-            <w:tcW w:type="dxa" w:w="1360"/>
+            <w:tcW w:type="dxa" w:w="1077"/>
             <w:vAlign w:val="center"/>
             <w:tcMar>
               <w:top w:w="40" w:type="dxa"/>
@@ -2083,12 +1722,12 @@
       </w:tr>
       <w:tr>
         <w:trPr>
-          <w:trHeight w:val="765" w:hRule="atLeast"/>
+          <w:trHeight w:val="595" w:hRule="atLeast"/>
           <w:cantSplit/>
         </w:trPr>
         <w:tc>
           <w:tcPr>
-            <w:tcW w:type="dxa" w:w="623"/>
+            <w:tcW w:type="dxa" w:w="652"/>
             <w:vAlign w:val="center"/>
             <w:tcMar>
               <w:top w:w="40" w:type="dxa"/>
@@ -2115,9 +1754,8 @@
         </w:tc>
         <w:tc>
           <w:tcPr>
-            <w:tcW w:type="dxa" w:w="4195"/>
+            <w:tcW w:type="dxa" w:w="6435"/>
             <w:vAlign w:val="center"/>
-            <w:shd w:val="clear" w:color="auto" w:fill="F4F7FB"/>
             <w:tcMar>
               <w:top w:w="40" w:type="dxa"/>
               <w:left w:w="50" w:type="dxa"/>
@@ -2137,13 +1775,13 @@
                 <w:i w:val="0"/>
                 <w:sz w:val="18"/>
               </w:rPr>
-              <w:t>Администратор обязательного обучения</w:t>
+              <w:t>Формирование и актуализация программ обучения по охране труда</w:t>
             </w:r>
           </w:p>
         </w:tc>
         <w:tc>
           <w:tcPr>
-            <w:tcW w:type="dxa" w:w="1360"/>
+            <w:tcW w:type="dxa" w:w="1077"/>
             <w:vAlign w:val="center"/>
             <w:tcMar>
               <w:top w:w="40" w:type="dxa"/>
@@ -2161,7 +1799,7 @@
         </w:tc>
         <w:tc>
           <w:tcPr>
-            <w:tcW w:type="dxa" w:w="1360"/>
+            <w:tcW w:type="dxa" w:w="1077"/>
             <w:vAlign w:val="center"/>
             <w:tcMar>
               <w:top w:w="40" w:type="dxa"/>
@@ -2179,7 +1817,7 @@
         </w:tc>
         <w:tc>
           <w:tcPr>
-            <w:tcW w:type="dxa" w:w="1360"/>
+            <w:tcW w:type="dxa" w:w="1077"/>
             <w:vAlign w:val="center"/>
             <w:tcMar>
               <w:top w:w="40" w:type="dxa"/>
@@ -2197,7 +1835,7 @@
         </w:tc>
         <w:tc>
           <w:tcPr>
-            <w:tcW w:type="dxa" w:w="1360"/>
+            <w:tcW w:type="dxa" w:w="1077"/>
             <w:vAlign w:val="center"/>
             <w:tcMar>
               <w:top w:w="40" w:type="dxa"/>
@@ -2215,7 +1853,7 @@
         </w:tc>
         <w:tc>
           <w:tcPr>
-            <w:tcW w:type="dxa" w:w="1360"/>
+            <w:tcW w:type="dxa" w:w="1077"/>
             <w:vAlign w:val="center"/>
             <w:tcMar>
               <w:top w:w="40" w:type="dxa"/>
@@ -2233,7 +1871,7 @@
         </w:tc>
         <w:tc>
           <w:tcPr>
-            <w:tcW w:type="dxa" w:w="1360"/>
+            <w:tcW w:type="dxa" w:w="1077"/>
             <w:vAlign w:val="center"/>
             <w:tcMar>
               <w:top w:w="40" w:type="dxa"/>
@@ -2251,7 +1889,7 @@
         </w:tc>
         <w:tc>
           <w:tcPr>
-            <w:tcW w:type="dxa" w:w="1360"/>
+            <w:tcW w:type="dxa" w:w="1077"/>
             <w:vAlign w:val="center"/>
             <w:tcMar>
               <w:top w:w="40" w:type="dxa"/>
@@ -2269,7 +1907,7 @@
         </w:tc>
         <w:tc>
           <w:tcPr>
-            <w:tcW w:type="dxa" w:w="1360"/>
+            <w:tcW w:type="dxa" w:w="1077"/>
             <w:vAlign w:val="center"/>
             <w:tcMar>
               <w:top w:w="40" w:type="dxa"/>
@@ -2288,12 +1926,12 @@
       </w:tr>
       <w:tr>
         <w:trPr>
-          <w:trHeight w:val="765" w:hRule="atLeast"/>
+          <w:trHeight w:val="595" w:hRule="atLeast"/>
           <w:cantSplit/>
         </w:trPr>
         <w:tc>
           <w:tcPr>
-            <w:tcW w:type="dxa" w:w="623"/>
+            <w:tcW w:type="dxa" w:w="652"/>
             <w:vAlign w:val="center"/>
             <w:tcMar>
               <w:top w:w="40" w:type="dxa"/>
@@ -2320,9 +1958,8 @@
         </w:tc>
         <w:tc>
           <w:tcPr>
-            <w:tcW w:type="dxa" w:w="4195"/>
+            <w:tcW w:type="dxa" w:w="6435"/>
             <w:vAlign w:val="center"/>
-            <w:shd w:val="clear" w:color="auto" w:fill="F4F7FB"/>
             <w:tcMar>
               <w:top w:w="40" w:type="dxa"/>
               <w:left w:w="50" w:type="dxa"/>
@@ -2342,13 +1979,13 @@
                 <w:i w:val="0"/>
                 <w:sz w:val="18"/>
               </w:rPr>
-              <w:t>Профсоюзный комитет (при наличии)</w:t>
+              <w:t>Формирование и актуализация учебно-методических материалов для программ обучения по охране труда</w:t>
             </w:r>
           </w:p>
         </w:tc>
         <w:tc>
           <w:tcPr>
-            <w:tcW w:type="dxa" w:w="1360"/>
+            <w:tcW w:type="dxa" w:w="1077"/>
             <w:vAlign w:val="center"/>
             <w:tcMar>
               <w:top w:w="40" w:type="dxa"/>
@@ -2366,7 +2003,7 @@
         </w:tc>
         <w:tc>
           <w:tcPr>
-            <w:tcW w:type="dxa" w:w="1360"/>
+            <w:tcW w:type="dxa" w:w="1077"/>
             <w:vAlign w:val="center"/>
             <w:tcMar>
               <w:top w:w="40" w:type="dxa"/>
@@ -2384,7 +2021,7 @@
         </w:tc>
         <w:tc>
           <w:tcPr>
-            <w:tcW w:type="dxa" w:w="1360"/>
+            <w:tcW w:type="dxa" w:w="1077"/>
             <w:vAlign w:val="center"/>
             <w:tcMar>
               <w:top w:w="40" w:type="dxa"/>
@@ -2402,7 +2039,7 @@
         </w:tc>
         <w:tc>
           <w:tcPr>
-            <w:tcW w:type="dxa" w:w="1360"/>
+            <w:tcW w:type="dxa" w:w="1077"/>
             <w:vAlign w:val="center"/>
             <w:tcMar>
               <w:top w:w="40" w:type="dxa"/>
@@ -2420,7 +2057,7 @@
         </w:tc>
         <w:tc>
           <w:tcPr>
-            <w:tcW w:type="dxa" w:w="1360"/>
+            <w:tcW w:type="dxa" w:w="1077"/>
             <w:vAlign w:val="center"/>
             <w:tcMar>
               <w:top w:w="40" w:type="dxa"/>
@@ -2438,7 +2075,7 @@
         </w:tc>
         <w:tc>
           <w:tcPr>
-            <w:tcW w:type="dxa" w:w="1360"/>
+            <w:tcW w:type="dxa" w:w="1077"/>
             <w:vAlign w:val="center"/>
             <w:tcMar>
               <w:top w:w="40" w:type="dxa"/>
@@ -2456,7 +2093,7 @@
         </w:tc>
         <w:tc>
           <w:tcPr>
-            <w:tcW w:type="dxa" w:w="1360"/>
+            <w:tcW w:type="dxa" w:w="1077"/>
             <w:vAlign w:val="center"/>
             <w:tcMar>
               <w:top w:w="40" w:type="dxa"/>
@@ -2474,7 +2111,7 @@
         </w:tc>
         <w:tc>
           <w:tcPr>
-            <w:tcW w:type="dxa" w:w="1360"/>
+            <w:tcW w:type="dxa" w:w="1077"/>
             <w:vAlign w:val="center"/>
             <w:tcMar>
               <w:top w:w="40" w:type="dxa"/>
@@ -2493,12 +2130,12 @@
       </w:tr>
       <w:tr>
         <w:trPr>
-          <w:trHeight w:val="765" w:hRule="atLeast"/>
+          <w:trHeight w:val="595" w:hRule="atLeast"/>
           <w:cantSplit/>
         </w:trPr>
         <w:tc>
           <w:tcPr>
-            <w:tcW w:type="dxa" w:w="623"/>
+            <w:tcW w:type="dxa" w:w="652"/>
             <w:vAlign w:val="center"/>
             <w:tcMar>
               <w:top w:w="40" w:type="dxa"/>
@@ -2525,9 +2162,8 @@
         </w:tc>
         <w:tc>
           <w:tcPr>
-            <w:tcW w:type="dxa" w:w="4195"/>
+            <w:tcW w:type="dxa" w:w="6435"/>
             <w:vAlign w:val="center"/>
-            <w:shd w:val="clear" w:color="auto" w:fill="F4F7FB"/>
             <w:tcMar>
               <w:top w:w="40" w:type="dxa"/>
               <w:left w:w="50" w:type="dxa"/>
@@ -2547,13 +2183,13 @@
                 <w:i w:val="0"/>
                 <w:sz w:val="18"/>
               </w:rPr>
-              <w:t>Лицо, проводящее обучение</w:t>
+              <w:t>Материально-техническое оснащение процесса обучения</w:t>
             </w:r>
           </w:p>
         </w:tc>
         <w:tc>
           <w:tcPr>
-            <w:tcW w:type="dxa" w:w="1360"/>
+            <w:tcW w:type="dxa" w:w="1077"/>
             <w:vAlign w:val="center"/>
             <w:tcMar>
               <w:top w:w="40" w:type="dxa"/>
@@ -2571,7 +2207,7 @@
         </w:tc>
         <w:tc>
           <w:tcPr>
-            <w:tcW w:type="dxa" w:w="1360"/>
+            <w:tcW w:type="dxa" w:w="1077"/>
             <w:vAlign w:val="center"/>
             <w:tcMar>
               <w:top w:w="40" w:type="dxa"/>
@@ -2589,7 +2225,7 @@
         </w:tc>
         <w:tc>
           <w:tcPr>
-            <w:tcW w:type="dxa" w:w="1360"/>
+            <w:tcW w:type="dxa" w:w="1077"/>
             <w:vAlign w:val="center"/>
             <w:tcMar>
               <w:top w:w="40" w:type="dxa"/>
@@ -2607,7 +2243,7 @@
         </w:tc>
         <w:tc>
           <w:tcPr>
-            <w:tcW w:type="dxa" w:w="1360"/>
+            <w:tcW w:type="dxa" w:w="1077"/>
             <w:vAlign w:val="center"/>
             <w:tcMar>
               <w:top w:w="40" w:type="dxa"/>
@@ -2625,7 +2261,7 @@
         </w:tc>
         <w:tc>
           <w:tcPr>
-            <w:tcW w:type="dxa" w:w="1360"/>
+            <w:tcW w:type="dxa" w:w="1077"/>
             <w:vAlign w:val="center"/>
             <w:tcMar>
               <w:top w:w="40" w:type="dxa"/>
@@ -2643,7 +2279,7 @@
         </w:tc>
         <w:tc>
           <w:tcPr>
-            <w:tcW w:type="dxa" w:w="1360"/>
+            <w:tcW w:type="dxa" w:w="1077"/>
             <w:vAlign w:val="center"/>
             <w:tcMar>
               <w:top w:w="40" w:type="dxa"/>
@@ -2661,7 +2297,7 @@
         </w:tc>
         <w:tc>
           <w:tcPr>
-            <w:tcW w:type="dxa" w:w="1360"/>
+            <w:tcW w:type="dxa" w:w="1077"/>
             <w:vAlign w:val="center"/>
             <w:tcMar>
               <w:top w:w="40" w:type="dxa"/>
@@ -2679,7 +2315,7 @@
         </w:tc>
         <w:tc>
           <w:tcPr>
-            <w:tcW w:type="dxa" w:w="1360"/>
+            <w:tcW w:type="dxa" w:w="1077"/>
             <w:vAlign w:val="center"/>
             <w:tcMar>
               <w:top w:w="40" w:type="dxa"/>
@@ -2698,12 +2334,12 @@
       </w:tr>
       <w:tr>
         <w:trPr>
-          <w:trHeight w:val="765" w:hRule="atLeast"/>
+          <w:trHeight w:val="595" w:hRule="atLeast"/>
           <w:cantSplit/>
         </w:trPr>
         <w:tc>
           <w:tcPr>
-            <w:tcW w:type="dxa" w:w="623"/>
+            <w:tcW w:type="dxa" w:w="652"/>
             <w:vAlign w:val="center"/>
             <w:tcMar>
               <w:top w:w="40" w:type="dxa"/>
@@ -2730,9 +2366,8 @@
         </w:tc>
         <w:tc>
           <w:tcPr>
-            <w:tcW w:type="dxa" w:w="4195"/>
+            <w:tcW w:type="dxa" w:w="6435"/>
             <w:vAlign w:val="center"/>
-            <w:shd w:val="clear" w:color="auto" w:fill="F4F7FB"/>
             <w:tcMar>
               <w:top w:w="40" w:type="dxa"/>
               <w:left w:w="50" w:type="dxa"/>
@@ -2752,13 +2387,13 @@
                 <w:i w:val="0"/>
                 <w:sz w:val="18"/>
               </w:rPr>
-              <w:t>Комиссия по проверке знания требований охраны труда</w:t>
+              <w:t>Назначение лиц, проводящих обучение по охране труда</w:t>
             </w:r>
           </w:p>
         </w:tc>
         <w:tc>
           <w:tcPr>
-            <w:tcW w:type="dxa" w:w="1360"/>
+            <w:tcW w:type="dxa" w:w="1077"/>
             <w:vAlign w:val="center"/>
             <w:tcMar>
               <w:top w:w="40" w:type="dxa"/>
@@ -2776,7 +2411,7 @@
         </w:tc>
         <w:tc>
           <w:tcPr>
-            <w:tcW w:type="dxa" w:w="1360"/>
+            <w:tcW w:type="dxa" w:w="1077"/>
             <w:vAlign w:val="center"/>
             <w:tcMar>
               <w:top w:w="40" w:type="dxa"/>
@@ -2794,7 +2429,7 @@
         </w:tc>
         <w:tc>
           <w:tcPr>
-            <w:tcW w:type="dxa" w:w="1360"/>
+            <w:tcW w:type="dxa" w:w="1077"/>
             <w:vAlign w:val="center"/>
             <w:tcMar>
               <w:top w:w="40" w:type="dxa"/>
@@ -2812,7 +2447,7 @@
         </w:tc>
         <w:tc>
           <w:tcPr>
-            <w:tcW w:type="dxa" w:w="1360"/>
+            <w:tcW w:type="dxa" w:w="1077"/>
             <w:vAlign w:val="center"/>
             <w:tcMar>
               <w:top w:w="40" w:type="dxa"/>
@@ -2830,7 +2465,7 @@
         </w:tc>
         <w:tc>
           <w:tcPr>
-            <w:tcW w:type="dxa" w:w="1360"/>
+            <w:tcW w:type="dxa" w:w="1077"/>
             <w:vAlign w:val="center"/>
             <w:tcMar>
               <w:top w:w="40" w:type="dxa"/>
@@ -2848,7 +2483,7 @@
         </w:tc>
         <w:tc>
           <w:tcPr>
-            <w:tcW w:type="dxa" w:w="1360"/>
+            <w:tcW w:type="dxa" w:w="1077"/>
             <w:vAlign w:val="center"/>
             <w:tcMar>
               <w:top w:w="40" w:type="dxa"/>
@@ -2866,7 +2501,7 @@
         </w:tc>
         <w:tc>
           <w:tcPr>
-            <w:tcW w:type="dxa" w:w="1360"/>
+            <w:tcW w:type="dxa" w:w="1077"/>
             <w:vAlign w:val="center"/>
             <w:tcMar>
               <w:top w:w="40" w:type="dxa"/>
@@ -2884,7 +2519,7 @@
         </w:tc>
         <w:tc>
           <w:tcPr>
-            <w:tcW w:type="dxa" w:w="1360"/>
+            <w:tcW w:type="dxa" w:w="1077"/>
             <w:vAlign w:val="center"/>
             <w:tcMar>
               <w:top w:w="40" w:type="dxa"/>
@@ -2903,12 +2538,12 @@
       </w:tr>
       <w:tr>
         <w:trPr>
-          <w:trHeight w:val="765" w:hRule="atLeast"/>
+          <w:trHeight w:val="595" w:hRule="atLeast"/>
           <w:cantSplit/>
         </w:trPr>
         <w:tc>
           <w:tcPr>
-            <w:tcW w:type="dxa" w:w="623"/>
+            <w:tcW w:type="dxa" w:w="652"/>
             <w:vAlign w:val="center"/>
             <w:tcMar>
               <w:top w:w="40" w:type="dxa"/>
@@ -2935,9 +2570,8 @@
         </w:tc>
         <w:tc>
           <w:tcPr>
-            <w:tcW w:type="dxa" w:w="4195"/>
+            <w:tcW w:type="dxa" w:w="6435"/>
             <w:vAlign w:val="center"/>
-            <w:shd w:val="clear" w:color="auto" w:fill="F4F7FB"/>
             <w:tcMar>
               <w:top w:w="40" w:type="dxa"/>
               <w:left w:w="50" w:type="dxa"/>
@@ -2957,13 +2591,13 @@
                 <w:i w:val="0"/>
                 <w:sz w:val="18"/>
               </w:rPr>
-              <w:t>Руководитель ДО</w:t>
+              <w:t>Формирование комиссий по проверке знания требований охраны труда</w:t>
             </w:r>
           </w:p>
         </w:tc>
         <w:tc>
           <w:tcPr>
-            <w:tcW w:type="dxa" w:w="1360"/>
+            <w:tcW w:type="dxa" w:w="1077"/>
             <w:vAlign w:val="center"/>
             <w:tcMar>
               <w:top w:w="40" w:type="dxa"/>
@@ -2981,7 +2615,7 @@
         </w:tc>
         <w:tc>
           <w:tcPr>
-            <w:tcW w:type="dxa" w:w="1360"/>
+            <w:tcW w:type="dxa" w:w="1077"/>
             <w:vAlign w:val="center"/>
             <w:tcMar>
               <w:top w:w="40" w:type="dxa"/>
@@ -2999,7 +2633,7 @@
         </w:tc>
         <w:tc>
           <w:tcPr>
-            <w:tcW w:type="dxa" w:w="1360"/>
+            <w:tcW w:type="dxa" w:w="1077"/>
             <w:vAlign w:val="center"/>
             <w:tcMar>
               <w:top w:w="40" w:type="dxa"/>
@@ -3017,7 +2651,7 @@
         </w:tc>
         <w:tc>
           <w:tcPr>
-            <w:tcW w:type="dxa" w:w="1360"/>
+            <w:tcW w:type="dxa" w:w="1077"/>
             <w:vAlign w:val="center"/>
             <w:tcMar>
               <w:top w:w="40" w:type="dxa"/>
@@ -3035,7 +2669,7 @@
         </w:tc>
         <w:tc>
           <w:tcPr>
-            <w:tcW w:type="dxa" w:w="1360"/>
+            <w:tcW w:type="dxa" w:w="1077"/>
             <w:vAlign w:val="center"/>
             <w:tcMar>
               <w:top w:w="40" w:type="dxa"/>
@@ -3053,7 +2687,7 @@
         </w:tc>
         <w:tc>
           <w:tcPr>
-            <w:tcW w:type="dxa" w:w="1360"/>
+            <w:tcW w:type="dxa" w:w="1077"/>
             <w:vAlign w:val="center"/>
             <w:tcMar>
               <w:top w:w="40" w:type="dxa"/>
@@ -3071,7 +2705,7 @@
         </w:tc>
         <w:tc>
           <w:tcPr>
-            <w:tcW w:type="dxa" w:w="1360"/>
+            <w:tcW w:type="dxa" w:w="1077"/>
             <w:vAlign w:val="center"/>
             <w:tcMar>
               <w:top w:w="40" w:type="dxa"/>
@@ -3089,7 +2723,2251 @@
         </w:tc>
         <w:tc>
           <w:tcPr>
-            <w:tcW w:type="dxa" w:w="1360"/>
+            <w:tcW w:type="dxa" w:w="1077"/>
+            <w:vAlign w:val="center"/>
+            <w:tcMar>
+              <w:top w:w="40" w:type="dxa"/>
+              <w:left w:w="50" w:type="dxa"/>
+              <w:bottom w:w="40" w:type="dxa"/>
+              <w:right w:w="50" w:type="dxa"/>
+            </w:tcMar>
+          </w:tcPr>
+          <w:p>
+            <w:pPr>
+              <w:spacing w:before="20" w:after="20" w:line="240" w:lineRule="auto"/>
+              <w:jc w:val="center"/>
+            </w:pPr>
+          </w:p>
+        </w:tc>
+      </w:tr>
+      <w:tr>
+        <w:trPr>
+          <w:trHeight w:val="595" w:hRule="atLeast"/>
+          <w:cantSplit/>
+        </w:trPr>
+        <w:tc>
+          <w:tcPr>
+            <w:tcW w:type="dxa" w:w="652"/>
+            <w:vAlign w:val="center"/>
+            <w:tcMar>
+              <w:top w:w="40" w:type="dxa"/>
+              <w:left w:w="50" w:type="dxa"/>
+              <w:bottom w:w="40" w:type="dxa"/>
+              <w:right w:w="50" w:type="dxa"/>
+            </w:tcMar>
+          </w:tcPr>
+          <w:p>
+            <w:pPr>
+              <w:spacing w:before="20" w:after="20" w:line="240" w:lineRule="auto"/>
+              <w:jc w:val="center"/>
+            </w:pPr>
+            <w:r>
+              <w:rPr>
+                <w:rFonts w:ascii="Arial" w:hAnsi="Arial" w:cs="Arial" w:eastAsia="Arial"/>
+                <w:b/>
+                <w:i w:val="0"/>
+                <w:sz w:val="20"/>
+              </w:rPr>
+              <w:t>10</w:t>
+            </w:r>
+          </w:p>
+        </w:tc>
+        <w:tc>
+          <w:tcPr>
+            <w:tcW w:type="dxa" w:w="6435"/>
+            <w:vAlign w:val="center"/>
+            <w:tcMar>
+              <w:top w:w="40" w:type="dxa"/>
+              <w:left w:w="50" w:type="dxa"/>
+              <w:bottom w:w="40" w:type="dxa"/>
+              <w:right w:w="50" w:type="dxa"/>
+            </w:tcMar>
+          </w:tcPr>
+          <w:p>
+            <w:pPr>
+              <w:spacing w:before="20" w:after="20" w:line="240" w:lineRule="auto"/>
+              <w:jc w:val="left"/>
+            </w:pPr>
+            <w:r>
+              <w:rPr>
+                <w:rFonts w:ascii="Arial" w:hAnsi="Arial" w:cs="Arial" w:eastAsia="Arial"/>
+                <w:b w:val="0"/>
+                <w:i w:val="0"/>
+                <w:sz w:val="18"/>
+              </w:rPr>
+              <w:t>Планирование бюджета на обучение по охране труда</w:t>
+            </w:r>
+          </w:p>
+        </w:tc>
+        <w:tc>
+          <w:tcPr>
+            <w:tcW w:type="dxa" w:w="1077"/>
+            <w:vAlign w:val="center"/>
+            <w:tcMar>
+              <w:top w:w="40" w:type="dxa"/>
+              <w:left w:w="50" w:type="dxa"/>
+              <w:bottom w:w="40" w:type="dxa"/>
+              <w:right w:w="50" w:type="dxa"/>
+            </w:tcMar>
+          </w:tcPr>
+          <w:p>
+            <w:pPr>
+              <w:spacing w:before="20" w:after="20" w:line="240" w:lineRule="auto"/>
+              <w:jc w:val="center"/>
+            </w:pPr>
+          </w:p>
+        </w:tc>
+        <w:tc>
+          <w:tcPr>
+            <w:tcW w:type="dxa" w:w="1077"/>
+            <w:vAlign w:val="center"/>
+            <w:tcMar>
+              <w:top w:w="40" w:type="dxa"/>
+              <w:left w:w="50" w:type="dxa"/>
+              <w:bottom w:w="40" w:type="dxa"/>
+              <w:right w:w="50" w:type="dxa"/>
+            </w:tcMar>
+          </w:tcPr>
+          <w:p>
+            <w:pPr>
+              <w:spacing w:before="20" w:after="20" w:line="240" w:lineRule="auto"/>
+              <w:jc w:val="center"/>
+            </w:pPr>
+          </w:p>
+        </w:tc>
+        <w:tc>
+          <w:tcPr>
+            <w:tcW w:type="dxa" w:w="1077"/>
+            <w:vAlign w:val="center"/>
+            <w:tcMar>
+              <w:top w:w="40" w:type="dxa"/>
+              <w:left w:w="50" w:type="dxa"/>
+              <w:bottom w:w="40" w:type="dxa"/>
+              <w:right w:w="50" w:type="dxa"/>
+            </w:tcMar>
+          </w:tcPr>
+          <w:p>
+            <w:pPr>
+              <w:spacing w:before="20" w:after="20" w:line="240" w:lineRule="auto"/>
+              <w:jc w:val="center"/>
+            </w:pPr>
+          </w:p>
+        </w:tc>
+        <w:tc>
+          <w:tcPr>
+            <w:tcW w:type="dxa" w:w="1077"/>
+            <w:vAlign w:val="center"/>
+            <w:tcMar>
+              <w:top w:w="40" w:type="dxa"/>
+              <w:left w:w="50" w:type="dxa"/>
+              <w:bottom w:w="40" w:type="dxa"/>
+              <w:right w:w="50" w:type="dxa"/>
+            </w:tcMar>
+          </w:tcPr>
+          <w:p>
+            <w:pPr>
+              <w:spacing w:before="20" w:after="20" w:line="240" w:lineRule="auto"/>
+              <w:jc w:val="center"/>
+            </w:pPr>
+          </w:p>
+        </w:tc>
+        <w:tc>
+          <w:tcPr>
+            <w:tcW w:type="dxa" w:w="1077"/>
+            <w:vAlign w:val="center"/>
+            <w:tcMar>
+              <w:top w:w="40" w:type="dxa"/>
+              <w:left w:w="50" w:type="dxa"/>
+              <w:bottom w:w="40" w:type="dxa"/>
+              <w:right w:w="50" w:type="dxa"/>
+            </w:tcMar>
+          </w:tcPr>
+          <w:p>
+            <w:pPr>
+              <w:spacing w:before="20" w:after="20" w:line="240" w:lineRule="auto"/>
+              <w:jc w:val="center"/>
+            </w:pPr>
+          </w:p>
+        </w:tc>
+        <w:tc>
+          <w:tcPr>
+            <w:tcW w:type="dxa" w:w="1077"/>
+            <w:vAlign w:val="center"/>
+            <w:tcMar>
+              <w:top w:w="40" w:type="dxa"/>
+              <w:left w:w="50" w:type="dxa"/>
+              <w:bottom w:w="40" w:type="dxa"/>
+              <w:right w:w="50" w:type="dxa"/>
+            </w:tcMar>
+          </w:tcPr>
+          <w:p>
+            <w:pPr>
+              <w:spacing w:before="20" w:after="20" w:line="240" w:lineRule="auto"/>
+              <w:jc w:val="center"/>
+            </w:pPr>
+          </w:p>
+        </w:tc>
+        <w:tc>
+          <w:tcPr>
+            <w:tcW w:type="dxa" w:w="1077"/>
+            <w:vAlign w:val="center"/>
+            <w:tcMar>
+              <w:top w:w="40" w:type="dxa"/>
+              <w:left w:w="50" w:type="dxa"/>
+              <w:bottom w:w="40" w:type="dxa"/>
+              <w:right w:w="50" w:type="dxa"/>
+            </w:tcMar>
+          </w:tcPr>
+          <w:p>
+            <w:pPr>
+              <w:spacing w:before="20" w:after="20" w:line="240" w:lineRule="auto"/>
+              <w:jc w:val="center"/>
+            </w:pPr>
+          </w:p>
+        </w:tc>
+        <w:tc>
+          <w:tcPr>
+            <w:tcW w:type="dxa" w:w="1077"/>
+            <w:vAlign w:val="center"/>
+            <w:tcMar>
+              <w:top w:w="40" w:type="dxa"/>
+              <w:left w:w="50" w:type="dxa"/>
+              <w:bottom w:w="40" w:type="dxa"/>
+              <w:right w:w="50" w:type="dxa"/>
+            </w:tcMar>
+          </w:tcPr>
+          <w:p>
+            <w:pPr>
+              <w:spacing w:before="20" w:after="20" w:line="240" w:lineRule="auto"/>
+              <w:jc w:val="center"/>
+            </w:pPr>
+          </w:p>
+        </w:tc>
+      </w:tr>
+      <w:tr>
+        <w:trPr>
+          <w:trHeight w:val="595" w:hRule="atLeast"/>
+          <w:cantSplit/>
+        </w:trPr>
+        <w:tc>
+          <w:tcPr>
+            <w:tcW w:type="dxa" w:w="652"/>
+            <w:vAlign w:val="center"/>
+            <w:tcMar>
+              <w:top w:w="40" w:type="dxa"/>
+              <w:left w:w="50" w:type="dxa"/>
+              <w:bottom w:w="40" w:type="dxa"/>
+              <w:right w:w="50" w:type="dxa"/>
+            </w:tcMar>
+          </w:tcPr>
+          <w:p>
+            <w:pPr>
+              <w:spacing w:before="20" w:after="20" w:line="240" w:lineRule="auto"/>
+              <w:jc w:val="center"/>
+            </w:pPr>
+            <w:r>
+              <w:rPr>
+                <w:rFonts w:ascii="Arial" w:hAnsi="Arial" w:cs="Arial" w:eastAsia="Arial"/>
+                <w:b/>
+                <w:i w:val="0"/>
+                <w:sz w:val="20"/>
+              </w:rPr>
+              <w:t>11</w:t>
+            </w:r>
+          </w:p>
+        </w:tc>
+        <w:tc>
+          <w:tcPr>
+            <w:tcW w:type="dxa" w:w="6435"/>
+            <w:vAlign w:val="center"/>
+            <w:tcMar>
+              <w:top w:w="40" w:type="dxa"/>
+              <w:left w:w="50" w:type="dxa"/>
+              <w:bottom w:w="40" w:type="dxa"/>
+              <w:right w:w="50" w:type="dxa"/>
+            </w:tcMar>
+          </w:tcPr>
+          <w:p>
+            <w:pPr>
+              <w:spacing w:before="20" w:after="20" w:line="240" w:lineRule="auto"/>
+              <w:jc w:val="left"/>
+            </w:pPr>
+            <w:r>
+              <w:rPr>
+                <w:rFonts w:ascii="Arial" w:hAnsi="Arial" w:cs="Arial" w:eastAsia="Arial"/>
+                <w:b w:val="0"/>
+                <w:i w:val="0"/>
+                <w:sz w:val="18"/>
+              </w:rPr>
+              <w:t>Заключение договоров на оказание услуг обучения по охране труда</w:t>
+            </w:r>
+          </w:p>
+        </w:tc>
+        <w:tc>
+          <w:tcPr>
+            <w:tcW w:type="dxa" w:w="1077"/>
+            <w:vAlign w:val="center"/>
+            <w:tcMar>
+              <w:top w:w="40" w:type="dxa"/>
+              <w:left w:w="50" w:type="dxa"/>
+              <w:bottom w:w="40" w:type="dxa"/>
+              <w:right w:w="50" w:type="dxa"/>
+            </w:tcMar>
+          </w:tcPr>
+          <w:p>
+            <w:pPr>
+              <w:spacing w:before="20" w:after="20" w:line="240" w:lineRule="auto"/>
+              <w:jc w:val="center"/>
+            </w:pPr>
+          </w:p>
+        </w:tc>
+        <w:tc>
+          <w:tcPr>
+            <w:tcW w:type="dxa" w:w="1077"/>
+            <w:vAlign w:val="center"/>
+            <w:tcMar>
+              <w:top w:w="40" w:type="dxa"/>
+              <w:left w:w="50" w:type="dxa"/>
+              <w:bottom w:w="40" w:type="dxa"/>
+              <w:right w:w="50" w:type="dxa"/>
+            </w:tcMar>
+          </w:tcPr>
+          <w:p>
+            <w:pPr>
+              <w:spacing w:before="20" w:after="20" w:line="240" w:lineRule="auto"/>
+              <w:jc w:val="center"/>
+            </w:pPr>
+          </w:p>
+        </w:tc>
+        <w:tc>
+          <w:tcPr>
+            <w:tcW w:type="dxa" w:w="1077"/>
+            <w:vAlign w:val="center"/>
+            <w:tcMar>
+              <w:top w:w="40" w:type="dxa"/>
+              <w:left w:w="50" w:type="dxa"/>
+              <w:bottom w:w="40" w:type="dxa"/>
+              <w:right w:w="50" w:type="dxa"/>
+            </w:tcMar>
+          </w:tcPr>
+          <w:p>
+            <w:pPr>
+              <w:spacing w:before="20" w:after="20" w:line="240" w:lineRule="auto"/>
+              <w:jc w:val="center"/>
+            </w:pPr>
+          </w:p>
+        </w:tc>
+        <w:tc>
+          <w:tcPr>
+            <w:tcW w:type="dxa" w:w="1077"/>
+            <w:vAlign w:val="center"/>
+            <w:tcMar>
+              <w:top w:w="40" w:type="dxa"/>
+              <w:left w:w="50" w:type="dxa"/>
+              <w:bottom w:w="40" w:type="dxa"/>
+              <w:right w:w="50" w:type="dxa"/>
+            </w:tcMar>
+          </w:tcPr>
+          <w:p>
+            <w:pPr>
+              <w:spacing w:before="20" w:after="20" w:line="240" w:lineRule="auto"/>
+              <w:jc w:val="center"/>
+            </w:pPr>
+          </w:p>
+        </w:tc>
+        <w:tc>
+          <w:tcPr>
+            <w:tcW w:type="dxa" w:w="1077"/>
+            <w:vAlign w:val="center"/>
+            <w:tcMar>
+              <w:top w:w="40" w:type="dxa"/>
+              <w:left w:w="50" w:type="dxa"/>
+              <w:bottom w:w="40" w:type="dxa"/>
+              <w:right w:w="50" w:type="dxa"/>
+            </w:tcMar>
+          </w:tcPr>
+          <w:p>
+            <w:pPr>
+              <w:spacing w:before="20" w:after="20" w:line="240" w:lineRule="auto"/>
+              <w:jc w:val="center"/>
+            </w:pPr>
+          </w:p>
+        </w:tc>
+        <w:tc>
+          <w:tcPr>
+            <w:tcW w:type="dxa" w:w="1077"/>
+            <w:vAlign w:val="center"/>
+            <w:tcMar>
+              <w:top w:w="40" w:type="dxa"/>
+              <w:left w:w="50" w:type="dxa"/>
+              <w:bottom w:w="40" w:type="dxa"/>
+              <w:right w:w="50" w:type="dxa"/>
+            </w:tcMar>
+          </w:tcPr>
+          <w:p>
+            <w:pPr>
+              <w:spacing w:before="20" w:after="20" w:line="240" w:lineRule="auto"/>
+              <w:jc w:val="center"/>
+            </w:pPr>
+          </w:p>
+        </w:tc>
+        <w:tc>
+          <w:tcPr>
+            <w:tcW w:type="dxa" w:w="1077"/>
+            <w:vAlign w:val="center"/>
+            <w:tcMar>
+              <w:top w:w="40" w:type="dxa"/>
+              <w:left w:w="50" w:type="dxa"/>
+              <w:bottom w:w="40" w:type="dxa"/>
+              <w:right w:w="50" w:type="dxa"/>
+            </w:tcMar>
+          </w:tcPr>
+          <w:p>
+            <w:pPr>
+              <w:spacing w:before="20" w:after="20" w:line="240" w:lineRule="auto"/>
+              <w:jc w:val="center"/>
+            </w:pPr>
+          </w:p>
+        </w:tc>
+        <w:tc>
+          <w:tcPr>
+            <w:tcW w:type="dxa" w:w="1077"/>
+            <w:vAlign w:val="center"/>
+            <w:tcMar>
+              <w:top w:w="40" w:type="dxa"/>
+              <w:left w:w="50" w:type="dxa"/>
+              <w:bottom w:w="40" w:type="dxa"/>
+              <w:right w:w="50" w:type="dxa"/>
+            </w:tcMar>
+          </w:tcPr>
+          <w:p>
+            <w:pPr>
+              <w:spacing w:before="20" w:after="20" w:line="240" w:lineRule="auto"/>
+              <w:jc w:val="center"/>
+            </w:pPr>
+          </w:p>
+        </w:tc>
+      </w:tr>
+      <w:tr>
+        <w:trPr>
+          <w:trHeight w:val="595" w:hRule="atLeast"/>
+          <w:cantSplit/>
+        </w:trPr>
+        <w:tc>
+          <w:tcPr>
+            <w:tcW w:type="dxa" w:w="652"/>
+            <w:vAlign w:val="center"/>
+            <w:tcMar>
+              <w:top w:w="40" w:type="dxa"/>
+              <w:left w:w="50" w:type="dxa"/>
+              <w:bottom w:w="40" w:type="dxa"/>
+              <w:right w:w="50" w:type="dxa"/>
+            </w:tcMar>
+          </w:tcPr>
+          <w:p>
+            <w:pPr>
+              <w:spacing w:before="20" w:after="20" w:line="240" w:lineRule="auto"/>
+              <w:jc w:val="center"/>
+            </w:pPr>
+            <w:r>
+              <w:rPr>
+                <w:rFonts w:ascii="Arial" w:hAnsi="Arial" w:cs="Arial" w:eastAsia="Arial"/>
+                <w:b/>
+                <w:i w:val="0"/>
+                <w:sz w:val="20"/>
+              </w:rPr>
+              <w:t>12</w:t>
+            </w:r>
+          </w:p>
+        </w:tc>
+        <w:tc>
+          <w:tcPr>
+            <w:tcW w:type="dxa" w:w="6435"/>
+            <w:vAlign w:val="center"/>
+            <w:tcMar>
+              <w:top w:w="40" w:type="dxa"/>
+              <w:left w:w="50" w:type="dxa"/>
+              <w:bottom w:w="40" w:type="dxa"/>
+              <w:right w:w="50" w:type="dxa"/>
+            </w:tcMar>
+          </w:tcPr>
+          <w:p>
+            <w:pPr>
+              <w:spacing w:before="20" w:after="20" w:line="240" w:lineRule="auto"/>
+              <w:jc w:val="left"/>
+            </w:pPr>
+            <w:r>
+              <w:rPr>
+                <w:rFonts w:ascii="Arial" w:hAnsi="Arial" w:cs="Arial" w:eastAsia="Arial"/>
+                <w:b w:val="0"/>
+                <w:i w:val="0"/>
+                <w:sz w:val="18"/>
+              </w:rPr>
+              <w:t>Назначение работникам программ обучения по охране труда</w:t>
+            </w:r>
+          </w:p>
+        </w:tc>
+        <w:tc>
+          <w:tcPr>
+            <w:tcW w:type="dxa" w:w="1077"/>
+            <w:vAlign w:val="center"/>
+            <w:tcMar>
+              <w:top w:w="40" w:type="dxa"/>
+              <w:left w:w="50" w:type="dxa"/>
+              <w:bottom w:w="40" w:type="dxa"/>
+              <w:right w:w="50" w:type="dxa"/>
+            </w:tcMar>
+          </w:tcPr>
+          <w:p>
+            <w:pPr>
+              <w:spacing w:before="20" w:after="20" w:line="240" w:lineRule="auto"/>
+              <w:jc w:val="center"/>
+            </w:pPr>
+          </w:p>
+        </w:tc>
+        <w:tc>
+          <w:tcPr>
+            <w:tcW w:type="dxa" w:w="1077"/>
+            <w:vAlign w:val="center"/>
+            <w:tcMar>
+              <w:top w:w="40" w:type="dxa"/>
+              <w:left w:w="50" w:type="dxa"/>
+              <w:bottom w:w="40" w:type="dxa"/>
+              <w:right w:w="50" w:type="dxa"/>
+            </w:tcMar>
+          </w:tcPr>
+          <w:p>
+            <w:pPr>
+              <w:spacing w:before="20" w:after="20" w:line="240" w:lineRule="auto"/>
+              <w:jc w:val="center"/>
+            </w:pPr>
+          </w:p>
+        </w:tc>
+        <w:tc>
+          <w:tcPr>
+            <w:tcW w:type="dxa" w:w="1077"/>
+            <w:vAlign w:val="center"/>
+            <w:tcMar>
+              <w:top w:w="40" w:type="dxa"/>
+              <w:left w:w="50" w:type="dxa"/>
+              <w:bottom w:w="40" w:type="dxa"/>
+              <w:right w:w="50" w:type="dxa"/>
+            </w:tcMar>
+          </w:tcPr>
+          <w:p>
+            <w:pPr>
+              <w:spacing w:before="20" w:after="20" w:line="240" w:lineRule="auto"/>
+              <w:jc w:val="center"/>
+            </w:pPr>
+          </w:p>
+        </w:tc>
+        <w:tc>
+          <w:tcPr>
+            <w:tcW w:type="dxa" w:w="1077"/>
+            <w:vAlign w:val="center"/>
+            <w:tcMar>
+              <w:top w:w="40" w:type="dxa"/>
+              <w:left w:w="50" w:type="dxa"/>
+              <w:bottom w:w="40" w:type="dxa"/>
+              <w:right w:w="50" w:type="dxa"/>
+            </w:tcMar>
+          </w:tcPr>
+          <w:p>
+            <w:pPr>
+              <w:spacing w:before="20" w:after="20" w:line="240" w:lineRule="auto"/>
+              <w:jc w:val="center"/>
+            </w:pPr>
+          </w:p>
+        </w:tc>
+        <w:tc>
+          <w:tcPr>
+            <w:tcW w:type="dxa" w:w="1077"/>
+            <w:vAlign w:val="center"/>
+            <w:tcMar>
+              <w:top w:w="40" w:type="dxa"/>
+              <w:left w:w="50" w:type="dxa"/>
+              <w:bottom w:w="40" w:type="dxa"/>
+              <w:right w:w="50" w:type="dxa"/>
+            </w:tcMar>
+          </w:tcPr>
+          <w:p>
+            <w:pPr>
+              <w:spacing w:before="20" w:after="20" w:line="240" w:lineRule="auto"/>
+              <w:jc w:val="center"/>
+            </w:pPr>
+          </w:p>
+        </w:tc>
+        <w:tc>
+          <w:tcPr>
+            <w:tcW w:type="dxa" w:w="1077"/>
+            <w:vAlign w:val="center"/>
+            <w:tcMar>
+              <w:top w:w="40" w:type="dxa"/>
+              <w:left w:w="50" w:type="dxa"/>
+              <w:bottom w:w="40" w:type="dxa"/>
+              <w:right w:w="50" w:type="dxa"/>
+            </w:tcMar>
+          </w:tcPr>
+          <w:p>
+            <w:pPr>
+              <w:spacing w:before="20" w:after="20" w:line="240" w:lineRule="auto"/>
+              <w:jc w:val="center"/>
+            </w:pPr>
+          </w:p>
+        </w:tc>
+        <w:tc>
+          <w:tcPr>
+            <w:tcW w:type="dxa" w:w="1077"/>
+            <w:vAlign w:val="center"/>
+            <w:tcMar>
+              <w:top w:w="40" w:type="dxa"/>
+              <w:left w:w="50" w:type="dxa"/>
+              <w:bottom w:w="40" w:type="dxa"/>
+              <w:right w:w="50" w:type="dxa"/>
+            </w:tcMar>
+          </w:tcPr>
+          <w:p>
+            <w:pPr>
+              <w:spacing w:before="20" w:after="20" w:line="240" w:lineRule="auto"/>
+              <w:jc w:val="center"/>
+            </w:pPr>
+          </w:p>
+        </w:tc>
+        <w:tc>
+          <w:tcPr>
+            <w:tcW w:type="dxa" w:w="1077"/>
+            <w:vAlign w:val="center"/>
+            <w:tcMar>
+              <w:top w:w="40" w:type="dxa"/>
+              <w:left w:w="50" w:type="dxa"/>
+              <w:bottom w:w="40" w:type="dxa"/>
+              <w:right w:w="50" w:type="dxa"/>
+            </w:tcMar>
+          </w:tcPr>
+          <w:p>
+            <w:pPr>
+              <w:spacing w:before="20" w:after="20" w:line="240" w:lineRule="auto"/>
+              <w:jc w:val="center"/>
+            </w:pPr>
+          </w:p>
+        </w:tc>
+      </w:tr>
+      <w:tr>
+        <w:trPr>
+          <w:trHeight w:val="595" w:hRule="atLeast"/>
+          <w:cantSplit/>
+        </w:trPr>
+        <w:tc>
+          <w:tcPr>
+            <w:tcW w:type="dxa" w:w="652"/>
+            <w:vAlign w:val="center"/>
+            <w:tcMar>
+              <w:top w:w="40" w:type="dxa"/>
+              <w:left w:w="50" w:type="dxa"/>
+              <w:bottom w:w="40" w:type="dxa"/>
+              <w:right w:w="50" w:type="dxa"/>
+            </w:tcMar>
+          </w:tcPr>
+          <w:p>
+            <w:pPr>
+              <w:spacing w:before="20" w:after="20" w:line="240" w:lineRule="auto"/>
+              <w:jc w:val="center"/>
+            </w:pPr>
+            <w:r>
+              <w:rPr>
+                <w:rFonts w:ascii="Arial" w:hAnsi="Arial" w:cs="Arial" w:eastAsia="Arial"/>
+                <w:b/>
+                <w:i w:val="0"/>
+                <w:sz w:val="20"/>
+              </w:rPr>
+              <w:t>13</w:t>
+            </w:r>
+          </w:p>
+        </w:tc>
+        <w:tc>
+          <w:tcPr>
+            <w:tcW w:type="dxa" w:w="6435"/>
+            <w:vAlign w:val="center"/>
+            <w:tcMar>
+              <w:top w:w="40" w:type="dxa"/>
+              <w:left w:w="50" w:type="dxa"/>
+              <w:bottom w:w="40" w:type="dxa"/>
+              <w:right w:w="50" w:type="dxa"/>
+            </w:tcMar>
+          </w:tcPr>
+          <w:p>
+            <w:pPr>
+              <w:spacing w:before="20" w:after="20" w:line="240" w:lineRule="auto"/>
+              <w:jc w:val="left"/>
+            </w:pPr>
+            <w:r>
+              <w:rPr>
+                <w:rFonts w:ascii="Arial" w:hAnsi="Arial" w:cs="Arial" w:eastAsia="Arial"/>
+                <w:b w:val="0"/>
+                <w:i w:val="0"/>
+                <w:sz w:val="18"/>
+              </w:rPr>
+              <w:t>Оформление отрыва от работы</w:t>
+            </w:r>
+          </w:p>
+        </w:tc>
+        <w:tc>
+          <w:tcPr>
+            <w:tcW w:type="dxa" w:w="1077"/>
+            <w:vAlign w:val="center"/>
+            <w:tcMar>
+              <w:top w:w="40" w:type="dxa"/>
+              <w:left w:w="50" w:type="dxa"/>
+              <w:bottom w:w="40" w:type="dxa"/>
+              <w:right w:w="50" w:type="dxa"/>
+            </w:tcMar>
+          </w:tcPr>
+          <w:p>
+            <w:pPr>
+              <w:spacing w:before="20" w:after="20" w:line="240" w:lineRule="auto"/>
+              <w:jc w:val="center"/>
+            </w:pPr>
+          </w:p>
+        </w:tc>
+        <w:tc>
+          <w:tcPr>
+            <w:tcW w:type="dxa" w:w="1077"/>
+            <w:vAlign w:val="center"/>
+            <w:tcMar>
+              <w:top w:w="40" w:type="dxa"/>
+              <w:left w:w="50" w:type="dxa"/>
+              <w:bottom w:w="40" w:type="dxa"/>
+              <w:right w:w="50" w:type="dxa"/>
+            </w:tcMar>
+          </w:tcPr>
+          <w:p>
+            <w:pPr>
+              <w:spacing w:before="20" w:after="20" w:line="240" w:lineRule="auto"/>
+              <w:jc w:val="center"/>
+            </w:pPr>
+          </w:p>
+        </w:tc>
+        <w:tc>
+          <w:tcPr>
+            <w:tcW w:type="dxa" w:w="1077"/>
+            <w:vAlign w:val="center"/>
+            <w:tcMar>
+              <w:top w:w="40" w:type="dxa"/>
+              <w:left w:w="50" w:type="dxa"/>
+              <w:bottom w:w="40" w:type="dxa"/>
+              <w:right w:w="50" w:type="dxa"/>
+            </w:tcMar>
+          </w:tcPr>
+          <w:p>
+            <w:pPr>
+              <w:spacing w:before="20" w:after="20" w:line="240" w:lineRule="auto"/>
+              <w:jc w:val="center"/>
+            </w:pPr>
+          </w:p>
+        </w:tc>
+        <w:tc>
+          <w:tcPr>
+            <w:tcW w:type="dxa" w:w="1077"/>
+            <w:vAlign w:val="center"/>
+            <w:tcMar>
+              <w:top w:w="40" w:type="dxa"/>
+              <w:left w:w="50" w:type="dxa"/>
+              <w:bottom w:w="40" w:type="dxa"/>
+              <w:right w:w="50" w:type="dxa"/>
+            </w:tcMar>
+          </w:tcPr>
+          <w:p>
+            <w:pPr>
+              <w:spacing w:before="20" w:after="20" w:line="240" w:lineRule="auto"/>
+              <w:jc w:val="center"/>
+            </w:pPr>
+          </w:p>
+        </w:tc>
+        <w:tc>
+          <w:tcPr>
+            <w:tcW w:type="dxa" w:w="1077"/>
+            <w:vAlign w:val="center"/>
+            <w:tcMar>
+              <w:top w:w="40" w:type="dxa"/>
+              <w:left w:w="50" w:type="dxa"/>
+              <w:bottom w:w="40" w:type="dxa"/>
+              <w:right w:w="50" w:type="dxa"/>
+            </w:tcMar>
+          </w:tcPr>
+          <w:p>
+            <w:pPr>
+              <w:spacing w:before="20" w:after="20" w:line="240" w:lineRule="auto"/>
+              <w:jc w:val="center"/>
+            </w:pPr>
+          </w:p>
+        </w:tc>
+        <w:tc>
+          <w:tcPr>
+            <w:tcW w:type="dxa" w:w="1077"/>
+            <w:vAlign w:val="center"/>
+            <w:tcMar>
+              <w:top w:w="40" w:type="dxa"/>
+              <w:left w:w="50" w:type="dxa"/>
+              <w:bottom w:w="40" w:type="dxa"/>
+              <w:right w:w="50" w:type="dxa"/>
+            </w:tcMar>
+          </w:tcPr>
+          <w:p>
+            <w:pPr>
+              <w:spacing w:before="20" w:after="20" w:line="240" w:lineRule="auto"/>
+              <w:jc w:val="center"/>
+            </w:pPr>
+          </w:p>
+        </w:tc>
+        <w:tc>
+          <w:tcPr>
+            <w:tcW w:type="dxa" w:w="1077"/>
+            <w:vAlign w:val="center"/>
+            <w:tcMar>
+              <w:top w:w="40" w:type="dxa"/>
+              <w:left w:w="50" w:type="dxa"/>
+              <w:bottom w:w="40" w:type="dxa"/>
+              <w:right w:w="50" w:type="dxa"/>
+            </w:tcMar>
+          </w:tcPr>
+          <w:p>
+            <w:pPr>
+              <w:spacing w:before="20" w:after="20" w:line="240" w:lineRule="auto"/>
+              <w:jc w:val="center"/>
+            </w:pPr>
+          </w:p>
+        </w:tc>
+        <w:tc>
+          <w:tcPr>
+            <w:tcW w:type="dxa" w:w="1077"/>
+            <w:vAlign w:val="center"/>
+            <w:tcMar>
+              <w:top w:w="40" w:type="dxa"/>
+              <w:left w:w="50" w:type="dxa"/>
+              <w:bottom w:w="40" w:type="dxa"/>
+              <w:right w:w="50" w:type="dxa"/>
+            </w:tcMar>
+          </w:tcPr>
+          <w:p>
+            <w:pPr>
+              <w:spacing w:before="20" w:after="20" w:line="240" w:lineRule="auto"/>
+              <w:jc w:val="center"/>
+            </w:pPr>
+          </w:p>
+        </w:tc>
+      </w:tr>
+      <w:tr>
+        <w:trPr>
+          <w:trHeight w:val="595" w:hRule="atLeast"/>
+          <w:cantSplit/>
+        </w:trPr>
+        <w:tc>
+          <w:tcPr>
+            <w:tcW w:type="dxa" w:w="652"/>
+            <w:vAlign w:val="center"/>
+            <w:tcMar>
+              <w:top w:w="40" w:type="dxa"/>
+              <w:left w:w="50" w:type="dxa"/>
+              <w:bottom w:w="40" w:type="dxa"/>
+              <w:right w:w="50" w:type="dxa"/>
+            </w:tcMar>
+          </w:tcPr>
+          <w:p>
+            <w:pPr>
+              <w:spacing w:before="20" w:after="20" w:line="240" w:lineRule="auto"/>
+              <w:jc w:val="center"/>
+            </w:pPr>
+            <w:r>
+              <w:rPr>
+                <w:rFonts w:ascii="Arial" w:hAnsi="Arial" w:cs="Arial" w:eastAsia="Arial"/>
+                <w:b/>
+                <w:i w:val="0"/>
+                <w:sz w:val="20"/>
+              </w:rPr>
+              <w:t>14</w:t>
+            </w:r>
+          </w:p>
+        </w:tc>
+        <w:tc>
+          <w:tcPr>
+            <w:tcW w:type="dxa" w:w="6435"/>
+            <w:vAlign w:val="center"/>
+            <w:tcMar>
+              <w:top w:w="40" w:type="dxa"/>
+              <w:left w:w="50" w:type="dxa"/>
+              <w:bottom w:w="40" w:type="dxa"/>
+              <w:right w:w="50" w:type="dxa"/>
+            </w:tcMar>
+          </w:tcPr>
+          <w:p>
+            <w:pPr>
+              <w:spacing w:before="20" w:after="20" w:line="240" w:lineRule="auto"/>
+              <w:jc w:val="left"/>
+            </w:pPr>
+            <w:r>
+              <w:rPr>
+                <w:rFonts w:ascii="Arial" w:hAnsi="Arial" w:cs="Arial" w:eastAsia="Arial"/>
+                <w:b w:val="0"/>
+                <w:i w:val="0"/>
+                <w:sz w:val="18"/>
+              </w:rPr>
+              <w:t>Направление работников на обучение и контроль их явки</w:t>
+            </w:r>
+          </w:p>
+        </w:tc>
+        <w:tc>
+          <w:tcPr>
+            <w:tcW w:type="dxa" w:w="1077"/>
+            <w:vAlign w:val="center"/>
+            <w:tcMar>
+              <w:top w:w="40" w:type="dxa"/>
+              <w:left w:w="50" w:type="dxa"/>
+              <w:bottom w:w="40" w:type="dxa"/>
+              <w:right w:w="50" w:type="dxa"/>
+            </w:tcMar>
+          </w:tcPr>
+          <w:p>
+            <w:pPr>
+              <w:spacing w:before="20" w:after="20" w:line="240" w:lineRule="auto"/>
+              <w:jc w:val="center"/>
+            </w:pPr>
+          </w:p>
+        </w:tc>
+        <w:tc>
+          <w:tcPr>
+            <w:tcW w:type="dxa" w:w="1077"/>
+            <w:vAlign w:val="center"/>
+            <w:tcMar>
+              <w:top w:w="40" w:type="dxa"/>
+              <w:left w:w="50" w:type="dxa"/>
+              <w:bottom w:w="40" w:type="dxa"/>
+              <w:right w:w="50" w:type="dxa"/>
+            </w:tcMar>
+          </w:tcPr>
+          <w:p>
+            <w:pPr>
+              <w:spacing w:before="20" w:after="20" w:line="240" w:lineRule="auto"/>
+              <w:jc w:val="center"/>
+            </w:pPr>
+          </w:p>
+        </w:tc>
+        <w:tc>
+          <w:tcPr>
+            <w:tcW w:type="dxa" w:w="1077"/>
+            <w:vAlign w:val="center"/>
+            <w:tcMar>
+              <w:top w:w="40" w:type="dxa"/>
+              <w:left w:w="50" w:type="dxa"/>
+              <w:bottom w:w="40" w:type="dxa"/>
+              <w:right w:w="50" w:type="dxa"/>
+            </w:tcMar>
+          </w:tcPr>
+          <w:p>
+            <w:pPr>
+              <w:spacing w:before="20" w:after="20" w:line="240" w:lineRule="auto"/>
+              <w:jc w:val="center"/>
+            </w:pPr>
+          </w:p>
+        </w:tc>
+        <w:tc>
+          <w:tcPr>
+            <w:tcW w:type="dxa" w:w="1077"/>
+            <w:vAlign w:val="center"/>
+            <w:tcMar>
+              <w:top w:w="40" w:type="dxa"/>
+              <w:left w:w="50" w:type="dxa"/>
+              <w:bottom w:w="40" w:type="dxa"/>
+              <w:right w:w="50" w:type="dxa"/>
+            </w:tcMar>
+          </w:tcPr>
+          <w:p>
+            <w:pPr>
+              <w:spacing w:before="20" w:after="20" w:line="240" w:lineRule="auto"/>
+              <w:jc w:val="center"/>
+            </w:pPr>
+          </w:p>
+        </w:tc>
+        <w:tc>
+          <w:tcPr>
+            <w:tcW w:type="dxa" w:w="1077"/>
+            <w:vAlign w:val="center"/>
+            <w:tcMar>
+              <w:top w:w="40" w:type="dxa"/>
+              <w:left w:w="50" w:type="dxa"/>
+              <w:bottom w:w="40" w:type="dxa"/>
+              <w:right w:w="50" w:type="dxa"/>
+            </w:tcMar>
+          </w:tcPr>
+          <w:p>
+            <w:pPr>
+              <w:spacing w:before="20" w:after="20" w:line="240" w:lineRule="auto"/>
+              <w:jc w:val="center"/>
+            </w:pPr>
+          </w:p>
+        </w:tc>
+        <w:tc>
+          <w:tcPr>
+            <w:tcW w:type="dxa" w:w="1077"/>
+            <w:vAlign w:val="center"/>
+            <w:tcMar>
+              <w:top w:w="40" w:type="dxa"/>
+              <w:left w:w="50" w:type="dxa"/>
+              <w:bottom w:w="40" w:type="dxa"/>
+              <w:right w:w="50" w:type="dxa"/>
+            </w:tcMar>
+          </w:tcPr>
+          <w:p>
+            <w:pPr>
+              <w:spacing w:before="20" w:after="20" w:line="240" w:lineRule="auto"/>
+              <w:jc w:val="center"/>
+            </w:pPr>
+          </w:p>
+        </w:tc>
+        <w:tc>
+          <w:tcPr>
+            <w:tcW w:type="dxa" w:w="1077"/>
+            <w:vAlign w:val="center"/>
+            <w:tcMar>
+              <w:top w:w="40" w:type="dxa"/>
+              <w:left w:w="50" w:type="dxa"/>
+              <w:bottom w:w="40" w:type="dxa"/>
+              <w:right w:w="50" w:type="dxa"/>
+            </w:tcMar>
+          </w:tcPr>
+          <w:p>
+            <w:pPr>
+              <w:spacing w:before="20" w:after="20" w:line="240" w:lineRule="auto"/>
+              <w:jc w:val="center"/>
+            </w:pPr>
+          </w:p>
+        </w:tc>
+        <w:tc>
+          <w:tcPr>
+            <w:tcW w:type="dxa" w:w="1077"/>
+            <w:vAlign w:val="center"/>
+            <w:tcMar>
+              <w:top w:w="40" w:type="dxa"/>
+              <w:left w:w="50" w:type="dxa"/>
+              <w:bottom w:w="40" w:type="dxa"/>
+              <w:right w:w="50" w:type="dxa"/>
+            </w:tcMar>
+          </w:tcPr>
+          <w:p>
+            <w:pPr>
+              <w:spacing w:before="20" w:after="20" w:line="240" w:lineRule="auto"/>
+              <w:jc w:val="center"/>
+            </w:pPr>
+          </w:p>
+        </w:tc>
+      </w:tr>
+      <w:tr>
+        <w:trPr>
+          <w:trHeight w:val="595" w:hRule="atLeast"/>
+          <w:cantSplit/>
+        </w:trPr>
+        <w:tc>
+          <w:tcPr>
+            <w:tcW w:type="dxa" w:w="652"/>
+            <w:vAlign w:val="center"/>
+            <w:tcMar>
+              <w:top w:w="40" w:type="dxa"/>
+              <w:left w:w="50" w:type="dxa"/>
+              <w:bottom w:w="40" w:type="dxa"/>
+              <w:right w:w="50" w:type="dxa"/>
+            </w:tcMar>
+          </w:tcPr>
+          <w:p>
+            <w:pPr>
+              <w:spacing w:before="20" w:after="20" w:line="240" w:lineRule="auto"/>
+              <w:jc w:val="center"/>
+            </w:pPr>
+            <w:r>
+              <w:rPr>
+                <w:rFonts w:ascii="Arial" w:hAnsi="Arial" w:cs="Arial" w:eastAsia="Arial"/>
+                <w:b/>
+                <w:i w:val="0"/>
+                <w:sz w:val="20"/>
+              </w:rPr>
+              <w:t>15</w:t>
+            </w:r>
+          </w:p>
+        </w:tc>
+        <w:tc>
+          <w:tcPr>
+            <w:tcW w:type="dxa" w:w="6435"/>
+            <w:vAlign w:val="center"/>
+            <w:tcMar>
+              <w:top w:w="40" w:type="dxa"/>
+              <w:left w:w="50" w:type="dxa"/>
+              <w:bottom w:w="40" w:type="dxa"/>
+              <w:right w:w="50" w:type="dxa"/>
+            </w:tcMar>
+          </w:tcPr>
+          <w:p>
+            <w:pPr>
+              <w:spacing w:before="20" w:after="20" w:line="240" w:lineRule="auto"/>
+              <w:jc w:val="left"/>
+            </w:pPr>
+            <w:r>
+              <w:rPr>
+                <w:rFonts w:ascii="Arial" w:hAnsi="Arial" w:cs="Arial" w:eastAsia="Arial"/>
+                <w:b w:val="0"/>
+                <w:i w:val="0"/>
+                <w:sz w:val="18"/>
+              </w:rPr>
+              <w:t>Проведение обучения по охране труда</w:t>
+            </w:r>
+          </w:p>
+        </w:tc>
+        <w:tc>
+          <w:tcPr>
+            <w:tcW w:type="dxa" w:w="1077"/>
+            <w:vAlign w:val="center"/>
+            <w:tcMar>
+              <w:top w:w="40" w:type="dxa"/>
+              <w:left w:w="50" w:type="dxa"/>
+              <w:bottom w:w="40" w:type="dxa"/>
+              <w:right w:w="50" w:type="dxa"/>
+            </w:tcMar>
+          </w:tcPr>
+          <w:p>
+            <w:pPr>
+              <w:spacing w:before="20" w:after="20" w:line="240" w:lineRule="auto"/>
+              <w:jc w:val="center"/>
+            </w:pPr>
+          </w:p>
+        </w:tc>
+        <w:tc>
+          <w:tcPr>
+            <w:tcW w:type="dxa" w:w="1077"/>
+            <w:vAlign w:val="center"/>
+            <w:tcMar>
+              <w:top w:w="40" w:type="dxa"/>
+              <w:left w:w="50" w:type="dxa"/>
+              <w:bottom w:w="40" w:type="dxa"/>
+              <w:right w:w="50" w:type="dxa"/>
+            </w:tcMar>
+          </w:tcPr>
+          <w:p>
+            <w:pPr>
+              <w:spacing w:before="20" w:after="20" w:line="240" w:lineRule="auto"/>
+              <w:jc w:val="center"/>
+            </w:pPr>
+          </w:p>
+        </w:tc>
+        <w:tc>
+          <w:tcPr>
+            <w:tcW w:type="dxa" w:w="1077"/>
+            <w:vAlign w:val="center"/>
+            <w:tcMar>
+              <w:top w:w="40" w:type="dxa"/>
+              <w:left w:w="50" w:type="dxa"/>
+              <w:bottom w:w="40" w:type="dxa"/>
+              <w:right w:w="50" w:type="dxa"/>
+            </w:tcMar>
+          </w:tcPr>
+          <w:p>
+            <w:pPr>
+              <w:spacing w:before="20" w:after="20" w:line="240" w:lineRule="auto"/>
+              <w:jc w:val="center"/>
+            </w:pPr>
+          </w:p>
+        </w:tc>
+        <w:tc>
+          <w:tcPr>
+            <w:tcW w:type="dxa" w:w="1077"/>
+            <w:vAlign w:val="center"/>
+            <w:tcMar>
+              <w:top w:w="40" w:type="dxa"/>
+              <w:left w:w="50" w:type="dxa"/>
+              <w:bottom w:w="40" w:type="dxa"/>
+              <w:right w:w="50" w:type="dxa"/>
+            </w:tcMar>
+          </w:tcPr>
+          <w:p>
+            <w:pPr>
+              <w:spacing w:before="20" w:after="20" w:line="240" w:lineRule="auto"/>
+              <w:jc w:val="center"/>
+            </w:pPr>
+          </w:p>
+        </w:tc>
+        <w:tc>
+          <w:tcPr>
+            <w:tcW w:type="dxa" w:w="1077"/>
+            <w:vAlign w:val="center"/>
+            <w:tcMar>
+              <w:top w:w="40" w:type="dxa"/>
+              <w:left w:w="50" w:type="dxa"/>
+              <w:bottom w:w="40" w:type="dxa"/>
+              <w:right w:w="50" w:type="dxa"/>
+            </w:tcMar>
+          </w:tcPr>
+          <w:p>
+            <w:pPr>
+              <w:spacing w:before="20" w:after="20" w:line="240" w:lineRule="auto"/>
+              <w:jc w:val="center"/>
+            </w:pPr>
+          </w:p>
+        </w:tc>
+        <w:tc>
+          <w:tcPr>
+            <w:tcW w:type="dxa" w:w="1077"/>
+            <w:vAlign w:val="center"/>
+            <w:tcMar>
+              <w:top w:w="40" w:type="dxa"/>
+              <w:left w:w="50" w:type="dxa"/>
+              <w:bottom w:w="40" w:type="dxa"/>
+              <w:right w:w="50" w:type="dxa"/>
+            </w:tcMar>
+          </w:tcPr>
+          <w:p>
+            <w:pPr>
+              <w:spacing w:before="20" w:after="20" w:line="240" w:lineRule="auto"/>
+              <w:jc w:val="center"/>
+            </w:pPr>
+          </w:p>
+        </w:tc>
+        <w:tc>
+          <w:tcPr>
+            <w:tcW w:type="dxa" w:w="1077"/>
+            <w:vAlign w:val="center"/>
+            <w:tcMar>
+              <w:top w:w="40" w:type="dxa"/>
+              <w:left w:w="50" w:type="dxa"/>
+              <w:bottom w:w="40" w:type="dxa"/>
+              <w:right w:w="50" w:type="dxa"/>
+            </w:tcMar>
+          </w:tcPr>
+          <w:p>
+            <w:pPr>
+              <w:spacing w:before="20" w:after="20" w:line="240" w:lineRule="auto"/>
+              <w:jc w:val="center"/>
+            </w:pPr>
+          </w:p>
+        </w:tc>
+        <w:tc>
+          <w:tcPr>
+            <w:tcW w:type="dxa" w:w="1077"/>
+            <w:vAlign w:val="center"/>
+            <w:tcMar>
+              <w:top w:w="40" w:type="dxa"/>
+              <w:left w:w="50" w:type="dxa"/>
+              <w:bottom w:w="40" w:type="dxa"/>
+              <w:right w:w="50" w:type="dxa"/>
+            </w:tcMar>
+          </w:tcPr>
+          <w:p>
+            <w:pPr>
+              <w:spacing w:before="20" w:after="20" w:line="240" w:lineRule="auto"/>
+              <w:jc w:val="center"/>
+            </w:pPr>
+          </w:p>
+        </w:tc>
+      </w:tr>
+      <w:tr>
+        <w:trPr>
+          <w:trHeight w:val="595" w:hRule="atLeast"/>
+          <w:cantSplit/>
+        </w:trPr>
+        <w:tc>
+          <w:tcPr>
+            <w:tcW w:type="dxa" w:w="652"/>
+            <w:vAlign w:val="center"/>
+            <w:tcMar>
+              <w:top w:w="40" w:type="dxa"/>
+              <w:left w:w="50" w:type="dxa"/>
+              <w:bottom w:w="40" w:type="dxa"/>
+              <w:right w:w="50" w:type="dxa"/>
+            </w:tcMar>
+          </w:tcPr>
+          <w:p>
+            <w:pPr>
+              <w:spacing w:before="20" w:after="20" w:line="240" w:lineRule="auto"/>
+              <w:jc w:val="center"/>
+            </w:pPr>
+            <w:r>
+              <w:rPr>
+                <w:rFonts w:ascii="Arial" w:hAnsi="Arial" w:cs="Arial" w:eastAsia="Arial"/>
+                <w:b/>
+                <w:i w:val="0"/>
+                <w:sz w:val="20"/>
+              </w:rPr>
+              <w:t>16</w:t>
+            </w:r>
+          </w:p>
+        </w:tc>
+        <w:tc>
+          <w:tcPr>
+            <w:tcW w:type="dxa" w:w="6435"/>
+            <w:vAlign w:val="center"/>
+            <w:tcMar>
+              <w:top w:w="40" w:type="dxa"/>
+              <w:left w:w="50" w:type="dxa"/>
+              <w:bottom w:w="40" w:type="dxa"/>
+              <w:right w:w="50" w:type="dxa"/>
+            </w:tcMar>
+          </w:tcPr>
+          <w:p>
+            <w:pPr>
+              <w:spacing w:before="20" w:after="20" w:line="240" w:lineRule="auto"/>
+              <w:jc w:val="left"/>
+            </w:pPr>
+            <w:r>
+              <w:rPr>
+                <w:rFonts w:ascii="Arial" w:hAnsi="Arial" w:cs="Arial" w:eastAsia="Arial"/>
+                <w:b w:val="0"/>
+                <w:i w:val="0"/>
+                <w:sz w:val="18"/>
+              </w:rPr>
+              <w:t>Проведение проверки знания требований охраны труда</w:t>
+            </w:r>
+          </w:p>
+        </w:tc>
+        <w:tc>
+          <w:tcPr>
+            <w:tcW w:type="dxa" w:w="1077"/>
+            <w:vAlign w:val="center"/>
+            <w:tcMar>
+              <w:top w:w="40" w:type="dxa"/>
+              <w:left w:w="50" w:type="dxa"/>
+              <w:bottom w:w="40" w:type="dxa"/>
+              <w:right w:w="50" w:type="dxa"/>
+            </w:tcMar>
+          </w:tcPr>
+          <w:p>
+            <w:pPr>
+              <w:spacing w:before="20" w:after="20" w:line="240" w:lineRule="auto"/>
+              <w:jc w:val="center"/>
+            </w:pPr>
+          </w:p>
+        </w:tc>
+        <w:tc>
+          <w:tcPr>
+            <w:tcW w:type="dxa" w:w="1077"/>
+            <w:vAlign w:val="center"/>
+            <w:tcMar>
+              <w:top w:w="40" w:type="dxa"/>
+              <w:left w:w="50" w:type="dxa"/>
+              <w:bottom w:w="40" w:type="dxa"/>
+              <w:right w:w="50" w:type="dxa"/>
+            </w:tcMar>
+          </w:tcPr>
+          <w:p>
+            <w:pPr>
+              <w:spacing w:before="20" w:after="20" w:line="240" w:lineRule="auto"/>
+              <w:jc w:val="center"/>
+            </w:pPr>
+          </w:p>
+        </w:tc>
+        <w:tc>
+          <w:tcPr>
+            <w:tcW w:type="dxa" w:w="1077"/>
+            <w:vAlign w:val="center"/>
+            <w:tcMar>
+              <w:top w:w="40" w:type="dxa"/>
+              <w:left w:w="50" w:type="dxa"/>
+              <w:bottom w:w="40" w:type="dxa"/>
+              <w:right w:w="50" w:type="dxa"/>
+            </w:tcMar>
+          </w:tcPr>
+          <w:p>
+            <w:pPr>
+              <w:spacing w:before="20" w:after="20" w:line="240" w:lineRule="auto"/>
+              <w:jc w:val="center"/>
+            </w:pPr>
+          </w:p>
+        </w:tc>
+        <w:tc>
+          <w:tcPr>
+            <w:tcW w:type="dxa" w:w="1077"/>
+            <w:vAlign w:val="center"/>
+            <w:tcMar>
+              <w:top w:w="40" w:type="dxa"/>
+              <w:left w:w="50" w:type="dxa"/>
+              <w:bottom w:w="40" w:type="dxa"/>
+              <w:right w:w="50" w:type="dxa"/>
+            </w:tcMar>
+          </w:tcPr>
+          <w:p>
+            <w:pPr>
+              <w:spacing w:before="20" w:after="20" w:line="240" w:lineRule="auto"/>
+              <w:jc w:val="center"/>
+            </w:pPr>
+          </w:p>
+        </w:tc>
+        <w:tc>
+          <w:tcPr>
+            <w:tcW w:type="dxa" w:w="1077"/>
+            <w:vAlign w:val="center"/>
+            <w:tcMar>
+              <w:top w:w="40" w:type="dxa"/>
+              <w:left w:w="50" w:type="dxa"/>
+              <w:bottom w:w="40" w:type="dxa"/>
+              <w:right w:w="50" w:type="dxa"/>
+            </w:tcMar>
+          </w:tcPr>
+          <w:p>
+            <w:pPr>
+              <w:spacing w:before="20" w:after="20" w:line="240" w:lineRule="auto"/>
+              <w:jc w:val="center"/>
+            </w:pPr>
+          </w:p>
+        </w:tc>
+        <w:tc>
+          <w:tcPr>
+            <w:tcW w:type="dxa" w:w="1077"/>
+            <w:vAlign w:val="center"/>
+            <w:tcMar>
+              <w:top w:w="40" w:type="dxa"/>
+              <w:left w:w="50" w:type="dxa"/>
+              <w:bottom w:w="40" w:type="dxa"/>
+              <w:right w:w="50" w:type="dxa"/>
+            </w:tcMar>
+          </w:tcPr>
+          <w:p>
+            <w:pPr>
+              <w:spacing w:before="20" w:after="20" w:line="240" w:lineRule="auto"/>
+              <w:jc w:val="center"/>
+            </w:pPr>
+          </w:p>
+        </w:tc>
+        <w:tc>
+          <w:tcPr>
+            <w:tcW w:type="dxa" w:w="1077"/>
+            <w:vAlign w:val="center"/>
+            <w:tcMar>
+              <w:top w:w="40" w:type="dxa"/>
+              <w:left w:w="50" w:type="dxa"/>
+              <w:bottom w:w="40" w:type="dxa"/>
+              <w:right w:w="50" w:type="dxa"/>
+            </w:tcMar>
+          </w:tcPr>
+          <w:p>
+            <w:pPr>
+              <w:spacing w:before="20" w:after="20" w:line="240" w:lineRule="auto"/>
+              <w:jc w:val="center"/>
+            </w:pPr>
+          </w:p>
+        </w:tc>
+        <w:tc>
+          <w:tcPr>
+            <w:tcW w:type="dxa" w:w="1077"/>
+            <w:vAlign w:val="center"/>
+            <w:tcMar>
+              <w:top w:w="40" w:type="dxa"/>
+              <w:left w:w="50" w:type="dxa"/>
+              <w:bottom w:w="40" w:type="dxa"/>
+              <w:right w:w="50" w:type="dxa"/>
+            </w:tcMar>
+          </w:tcPr>
+          <w:p>
+            <w:pPr>
+              <w:spacing w:before="20" w:after="20" w:line="240" w:lineRule="auto"/>
+              <w:jc w:val="center"/>
+            </w:pPr>
+          </w:p>
+        </w:tc>
+      </w:tr>
+      <w:tr>
+        <w:trPr>
+          <w:trHeight w:val="595" w:hRule="atLeast"/>
+          <w:cantSplit/>
+        </w:trPr>
+        <w:tc>
+          <w:tcPr>
+            <w:tcW w:type="dxa" w:w="652"/>
+            <w:vAlign w:val="center"/>
+            <w:tcMar>
+              <w:top w:w="40" w:type="dxa"/>
+              <w:left w:w="50" w:type="dxa"/>
+              <w:bottom w:w="40" w:type="dxa"/>
+              <w:right w:w="50" w:type="dxa"/>
+            </w:tcMar>
+          </w:tcPr>
+          <w:p>
+            <w:pPr>
+              <w:spacing w:before="20" w:after="20" w:line="240" w:lineRule="auto"/>
+              <w:jc w:val="center"/>
+            </w:pPr>
+            <w:r>
+              <w:rPr>
+                <w:rFonts w:ascii="Arial" w:hAnsi="Arial" w:cs="Arial" w:eastAsia="Arial"/>
+                <w:b/>
+                <w:i w:val="0"/>
+                <w:sz w:val="20"/>
+              </w:rPr>
+              <w:t>17</w:t>
+            </w:r>
+          </w:p>
+        </w:tc>
+        <w:tc>
+          <w:tcPr>
+            <w:tcW w:type="dxa" w:w="6435"/>
+            <w:vAlign w:val="center"/>
+            <w:tcMar>
+              <w:top w:w="40" w:type="dxa"/>
+              <w:left w:w="50" w:type="dxa"/>
+              <w:bottom w:w="40" w:type="dxa"/>
+              <w:right w:w="50" w:type="dxa"/>
+            </w:tcMar>
+          </w:tcPr>
+          <w:p>
+            <w:pPr>
+              <w:spacing w:before="20" w:after="20" w:line="240" w:lineRule="auto"/>
+              <w:jc w:val="left"/>
+            </w:pPr>
+            <w:r>
+              <w:rPr>
+                <w:rFonts w:ascii="Arial" w:hAnsi="Arial" w:cs="Arial" w:eastAsia="Arial"/>
+                <w:b w:val="0"/>
+                <w:i w:val="0"/>
+                <w:sz w:val="18"/>
+              </w:rPr>
+              <w:t>Оформление результатов обучения и проверки знания требований охраны труда</w:t>
+            </w:r>
+          </w:p>
+        </w:tc>
+        <w:tc>
+          <w:tcPr>
+            <w:tcW w:type="dxa" w:w="1077"/>
+            <w:vAlign w:val="center"/>
+            <w:tcMar>
+              <w:top w:w="40" w:type="dxa"/>
+              <w:left w:w="50" w:type="dxa"/>
+              <w:bottom w:w="40" w:type="dxa"/>
+              <w:right w:w="50" w:type="dxa"/>
+            </w:tcMar>
+          </w:tcPr>
+          <w:p>
+            <w:pPr>
+              <w:spacing w:before="20" w:after="20" w:line="240" w:lineRule="auto"/>
+              <w:jc w:val="center"/>
+            </w:pPr>
+          </w:p>
+        </w:tc>
+        <w:tc>
+          <w:tcPr>
+            <w:tcW w:type="dxa" w:w="1077"/>
+            <w:vAlign w:val="center"/>
+            <w:tcMar>
+              <w:top w:w="40" w:type="dxa"/>
+              <w:left w:w="50" w:type="dxa"/>
+              <w:bottom w:w="40" w:type="dxa"/>
+              <w:right w:w="50" w:type="dxa"/>
+            </w:tcMar>
+          </w:tcPr>
+          <w:p>
+            <w:pPr>
+              <w:spacing w:before="20" w:after="20" w:line="240" w:lineRule="auto"/>
+              <w:jc w:val="center"/>
+            </w:pPr>
+          </w:p>
+        </w:tc>
+        <w:tc>
+          <w:tcPr>
+            <w:tcW w:type="dxa" w:w="1077"/>
+            <w:vAlign w:val="center"/>
+            <w:tcMar>
+              <w:top w:w="40" w:type="dxa"/>
+              <w:left w:w="50" w:type="dxa"/>
+              <w:bottom w:w="40" w:type="dxa"/>
+              <w:right w:w="50" w:type="dxa"/>
+            </w:tcMar>
+          </w:tcPr>
+          <w:p>
+            <w:pPr>
+              <w:spacing w:before="20" w:after="20" w:line="240" w:lineRule="auto"/>
+              <w:jc w:val="center"/>
+            </w:pPr>
+          </w:p>
+        </w:tc>
+        <w:tc>
+          <w:tcPr>
+            <w:tcW w:type="dxa" w:w="1077"/>
+            <w:vAlign w:val="center"/>
+            <w:tcMar>
+              <w:top w:w="40" w:type="dxa"/>
+              <w:left w:w="50" w:type="dxa"/>
+              <w:bottom w:w="40" w:type="dxa"/>
+              <w:right w:w="50" w:type="dxa"/>
+            </w:tcMar>
+          </w:tcPr>
+          <w:p>
+            <w:pPr>
+              <w:spacing w:before="20" w:after="20" w:line="240" w:lineRule="auto"/>
+              <w:jc w:val="center"/>
+            </w:pPr>
+          </w:p>
+        </w:tc>
+        <w:tc>
+          <w:tcPr>
+            <w:tcW w:type="dxa" w:w="1077"/>
+            <w:vAlign w:val="center"/>
+            <w:tcMar>
+              <w:top w:w="40" w:type="dxa"/>
+              <w:left w:w="50" w:type="dxa"/>
+              <w:bottom w:w="40" w:type="dxa"/>
+              <w:right w:w="50" w:type="dxa"/>
+            </w:tcMar>
+          </w:tcPr>
+          <w:p>
+            <w:pPr>
+              <w:spacing w:before="20" w:after="20" w:line="240" w:lineRule="auto"/>
+              <w:jc w:val="center"/>
+            </w:pPr>
+          </w:p>
+        </w:tc>
+        <w:tc>
+          <w:tcPr>
+            <w:tcW w:type="dxa" w:w="1077"/>
+            <w:vAlign w:val="center"/>
+            <w:tcMar>
+              <w:top w:w="40" w:type="dxa"/>
+              <w:left w:w="50" w:type="dxa"/>
+              <w:bottom w:w="40" w:type="dxa"/>
+              <w:right w:w="50" w:type="dxa"/>
+            </w:tcMar>
+          </w:tcPr>
+          <w:p>
+            <w:pPr>
+              <w:spacing w:before="20" w:after="20" w:line="240" w:lineRule="auto"/>
+              <w:jc w:val="center"/>
+            </w:pPr>
+          </w:p>
+        </w:tc>
+        <w:tc>
+          <w:tcPr>
+            <w:tcW w:type="dxa" w:w="1077"/>
+            <w:vAlign w:val="center"/>
+            <w:tcMar>
+              <w:top w:w="40" w:type="dxa"/>
+              <w:left w:w="50" w:type="dxa"/>
+              <w:bottom w:w="40" w:type="dxa"/>
+              <w:right w:w="50" w:type="dxa"/>
+            </w:tcMar>
+          </w:tcPr>
+          <w:p>
+            <w:pPr>
+              <w:spacing w:before="20" w:after="20" w:line="240" w:lineRule="auto"/>
+              <w:jc w:val="center"/>
+            </w:pPr>
+          </w:p>
+        </w:tc>
+        <w:tc>
+          <w:tcPr>
+            <w:tcW w:type="dxa" w:w="1077"/>
+            <w:vAlign w:val="center"/>
+            <w:tcMar>
+              <w:top w:w="40" w:type="dxa"/>
+              <w:left w:w="50" w:type="dxa"/>
+              <w:bottom w:w="40" w:type="dxa"/>
+              <w:right w:w="50" w:type="dxa"/>
+            </w:tcMar>
+          </w:tcPr>
+          <w:p>
+            <w:pPr>
+              <w:spacing w:before="20" w:after="20" w:line="240" w:lineRule="auto"/>
+              <w:jc w:val="center"/>
+            </w:pPr>
+          </w:p>
+        </w:tc>
+      </w:tr>
+      <w:tr>
+        <w:trPr>
+          <w:trHeight w:val="595" w:hRule="atLeast"/>
+          <w:cantSplit/>
+        </w:trPr>
+        <w:tc>
+          <w:tcPr>
+            <w:tcW w:type="dxa" w:w="652"/>
+            <w:vAlign w:val="center"/>
+            <w:tcMar>
+              <w:top w:w="40" w:type="dxa"/>
+              <w:left w:w="50" w:type="dxa"/>
+              <w:bottom w:w="40" w:type="dxa"/>
+              <w:right w:w="50" w:type="dxa"/>
+            </w:tcMar>
+          </w:tcPr>
+          <w:p>
+            <w:pPr>
+              <w:spacing w:before="20" w:after="20" w:line="240" w:lineRule="auto"/>
+              <w:jc w:val="center"/>
+            </w:pPr>
+            <w:r>
+              <w:rPr>
+                <w:rFonts w:ascii="Arial" w:hAnsi="Arial" w:cs="Arial" w:eastAsia="Arial"/>
+                <w:b/>
+                <w:i w:val="0"/>
+                <w:sz w:val="20"/>
+              </w:rPr>
+              <w:t>18</w:t>
+            </w:r>
+          </w:p>
+        </w:tc>
+        <w:tc>
+          <w:tcPr>
+            <w:tcW w:type="dxa" w:w="6435"/>
+            <w:vAlign w:val="center"/>
+            <w:tcMar>
+              <w:top w:w="40" w:type="dxa"/>
+              <w:left w:w="50" w:type="dxa"/>
+              <w:bottom w:w="40" w:type="dxa"/>
+              <w:right w:w="50" w:type="dxa"/>
+            </w:tcMar>
+          </w:tcPr>
+          <w:p>
+            <w:pPr>
+              <w:spacing w:before="20" w:after="20" w:line="240" w:lineRule="auto"/>
+              <w:jc w:val="left"/>
+            </w:pPr>
+            <w:r>
+              <w:rPr>
+                <w:rFonts w:ascii="Arial" w:hAnsi="Arial" w:cs="Arial" w:eastAsia="Arial"/>
+                <w:b w:val="0"/>
+                <w:i w:val="0"/>
+                <w:sz w:val="18"/>
+              </w:rPr>
+              <w:t>Учет результатов обучения по охране труда</w:t>
+            </w:r>
+          </w:p>
+        </w:tc>
+        <w:tc>
+          <w:tcPr>
+            <w:tcW w:type="dxa" w:w="1077"/>
+            <w:vAlign w:val="center"/>
+            <w:tcMar>
+              <w:top w:w="40" w:type="dxa"/>
+              <w:left w:w="50" w:type="dxa"/>
+              <w:bottom w:w="40" w:type="dxa"/>
+              <w:right w:w="50" w:type="dxa"/>
+            </w:tcMar>
+          </w:tcPr>
+          <w:p>
+            <w:pPr>
+              <w:spacing w:before="20" w:after="20" w:line="240" w:lineRule="auto"/>
+              <w:jc w:val="center"/>
+            </w:pPr>
+          </w:p>
+        </w:tc>
+        <w:tc>
+          <w:tcPr>
+            <w:tcW w:type="dxa" w:w="1077"/>
+            <w:vAlign w:val="center"/>
+            <w:tcMar>
+              <w:top w:w="40" w:type="dxa"/>
+              <w:left w:w="50" w:type="dxa"/>
+              <w:bottom w:w="40" w:type="dxa"/>
+              <w:right w:w="50" w:type="dxa"/>
+            </w:tcMar>
+          </w:tcPr>
+          <w:p>
+            <w:pPr>
+              <w:spacing w:before="20" w:after="20" w:line="240" w:lineRule="auto"/>
+              <w:jc w:val="center"/>
+            </w:pPr>
+          </w:p>
+        </w:tc>
+        <w:tc>
+          <w:tcPr>
+            <w:tcW w:type="dxa" w:w="1077"/>
+            <w:vAlign w:val="center"/>
+            <w:tcMar>
+              <w:top w:w="40" w:type="dxa"/>
+              <w:left w:w="50" w:type="dxa"/>
+              <w:bottom w:w="40" w:type="dxa"/>
+              <w:right w:w="50" w:type="dxa"/>
+            </w:tcMar>
+          </w:tcPr>
+          <w:p>
+            <w:pPr>
+              <w:spacing w:before="20" w:after="20" w:line="240" w:lineRule="auto"/>
+              <w:jc w:val="center"/>
+            </w:pPr>
+          </w:p>
+        </w:tc>
+        <w:tc>
+          <w:tcPr>
+            <w:tcW w:type="dxa" w:w="1077"/>
+            <w:vAlign w:val="center"/>
+            <w:tcMar>
+              <w:top w:w="40" w:type="dxa"/>
+              <w:left w:w="50" w:type="dxa"/>
+              <w:bottom w:w="40" w:type="dxa"/>
+              <w:right w:w="50" w:type="dxa"/>
+            </w:tcMar>
+          </w:tcPr>
+          <w:p>
+            <w:pPr>
+              <w:spacing w:before="20" w:after="20" w:line="240" w:lineRule="auto"/>
+              <w:jc w:val="center"/>
+            </w:pPr>
+          </w:p>
+        </w:tc>
+        <w:tc>
+          <w:tcPr>
+            <w:tcW w:type="dxa" w:w="1077"/>
+            <w:vAlign w:val="center"/>
+            <w:tcMar>
+              <w:top w:w="40" w:type="dxa"/>
+              <w:left w:w="50" w:type="dxa"/>
+              <w:bottom w:w="40" w:type="dxa"/>
+              <w:right w:w="50" w:type="dxa"/>
+            </w:tcMar>
+          </w:tcPr>
+          <w:p>
+            <w:pPr>
+              <w:spacing w:before="20" w:after="20" w:line="240" w:lineRule="auto"/>
+              <w:jc w:val="center"/>
+            </w:pPr>
+          </w:p>
+        </w:tc>
+        <w:tc>
+          <w:tcPr>
+            <w:tcW w:type="dxa" w:w="1077"/>
+            <w:vAlign w:val="center"/>
+            <w:tcMar>
+              <w:top w:w="40" w:type="dxa"/>
+              <w:left w:w="50" w:type="dxa"/>
+              <w:bottom w:w="40" w:type="dxa"/>
+              <w:right w:w="50" w:type="dxa"/>
+            </w:tcMar>
+          </w:tcPr>
+          <w:p>
+            <w:pPr>
+              <w:spacing w:before="20" w:after="20" w:line="240" w:lineRule="auto"/>
+              <w:jc w:val="center"/>
+            </w:pPr>
+          </w:p>
+        </w:tc>
+        <w:tc>
+          <w:tcPr>
+            <w:tcW w:type="dxa" w:w="1077"/>
+            <w:vAlign w:val="center"/>
+            <w:tcMar>
+              <w:top w:w="40" w:type="dxa"/>
+              <w:left w:w="50" w:type="dxa"/>
+              <w:bottom w:w="40" w:type="dxa"/>
+              <w:right w:w="50" w:type="dxa"/>
+            </w:tcMar>
+          </w:tcPr>
+          <w:p>
+            <w:pPr>
+              <w:spacing w:before="20" w:after="20" w:line="240" w:lineRule="auto"/>
+              <w:jc w:val="center"/>
+            </w:pPr>
+          </w:p>
+        </w:tc>
+        <w:tc>
+          <w:tcPr>
+            <w:tcW w:type="dxa" w:w="1077"/>
+            <w:vAlign w:val="center"/>
+            <w:tcMar>
+              <w:top w:w="40" w:type="dxa"/>
+              <w:left w:w="50" w:type="dxa"/>
+              <w:bottom w:w="40" w:type="dxa"/>
+              <w:right w:w="50" w:type="dxa"/>
+            </w:tcMar>
+          </w:tcPr>
+          <w:p>
+            <w:pPr>
+              <w:spacing w:before="20" w:after="20" w:line="240" w:lineRule="auto"/>
+              <w:jc w:val="center"/>
+            </w:pPr>
+          </w:p>
+        </w:tc>
+      </w:tr>
+      <w:tr>
+        <w:trPr>
+          <w:trHeight w:val="595" w:hRule="atLeast"/>
+          <w:cantSplit/>
+        </w:trPr>
+        <w:tc>
+          <w:tcPr>
+            <w:tcW w:type="dxa" w:w="652"/>
+            <w:vAlign w:val="center"/>
+            <w:tcMar>
+              <w:top w:w="40" w:type="dxa"/>
+              <w:left w:w="50" w:type="dxa"/>
+              <w:bottom w:w="40" w:type="dxa"/>
+              <w:right w:w="50" w:type="dxa"/>
+            </w:tcMar>
+          </w:tcPr>
+          <w:p>
+            <w:pPr>
+              <w:spacing w:before="20" w:after="20" w:line="240" w:lineRule="auto"/>
+              <w:jc w:val="center"/>
+            </w:pPr>
+            <w:r>
+              <w:rPr>
+                <w:rFonts w:ascii="Arial" w:hAnsi="Arial" w:cs="Arial" w:eastAsia="Arial"/>
+                <w:b/>
+                <w:i w:val="0"/>
+                <w:sz w:val="20"/>
+              </w:rPr>
+              <w:t>19</w:t>
+            </w:r>
+          </w:p>
+        </w:tc>
+        <w:tc>
+          <w:tcPr>
+            <w:tcW w:type="dxa" w:w="6435"/>
+            <w:vAlign w:val="center"/>
+            <w:tcMar>
+              <w:top w:w="40" w:type="dxa"/>
+              <w:left w:w="50" w:type="dxa"/>
+              <w:bottom w:w="40" w:type="dxa"/>
+              <w:right w:w="50" w:type="dxa"/>
+            </w:tcMar>
+          </w:tcPr>
+          <w:p>
+            <w:pPr>
+              <w:spacing w:before="20" w:after="20" w:line="240" w:lineRule="auto"/>
+              <w:jc w:val="left"/>
+            </w:pPr>
+            <w:r>
+              <w:rPr>
+                <w:rFonts w:ascii="Arial" w:hAnsi="Arial" w:cs="Arial" w:eastAsia="Arial"/>
+                <w:b w:val="0"/>
+                <w:i w:val="0"/>
+                <w:sz w:val="18"/>
+              </w:rPr>
+              <w:t>Рассмотрение вопроса об отстранении работника от работы</w:t>
+            </w:r>
+          </w:p>
+        </w:tc>
+        <w:tc>
+          <w:tcPr>
+            <w:tcW w:type="dxa" w:w="1077"/>
+            <w:vAlign w:val="center"/>
+            <w:tcMar>
+              <w:top w:w="40" w:type="dxa"/>
+              <w:left w:w="50" w:type="dxa"/>
+              <w:bottom w:w="40" w:type="dxa"/>
+              <w:right w:w="50" w:type="dxa"/>
+            </w:tcMar>
+          </w:tcPr>
+          <w:p>
+            <w:pPr>
+              <w:spacing w:before="20" w:after="20" w:line="240" w:lineRule="auto"/>
+              <w:jc w:val="center"/>
+            </w:pPr>
+          </w:p>
+        </w:tc>
+        <w:tc>
+          <w:tcPr>
+            <w:tcW w:type="dxa" w:w="1077"/>
+            <w:vAlign w:val="center"/>
+            <w:tcMar>
+              <w:top w:w="40" w:type="dxa"/>
+              <w:left w:w="50" w:type="dxa"/>
+              <w:bottom w:w="40" w:type="dxa"/>
+              <w:right w:w="50" w:type="dxa"/>
+            </w:tcMar>
+          </w:tcPr>
+          <w:p>
+            <w:pPr>
+              <w:spacing w:before="20" w:after="20" w:line="240" w:lineRule="auto"/>
+              <w:jc w:val="center"/>
+            </w:pPr>
+          </w:p>
+        </w:tc>
+        <w:tc>
+          <w:tcPr>
+            <w:tcW w:type="dxa" w:w="1077"/>
+            <w:vAlign w:val="center"/>
+            <w:tcMar>
+              <w:top w:w="40" w:type="dxa"/>
+              <w:left w:w="50" w:type="dxa"/>
+              <w:bottom w:w="40" w:type="dxa"/>
+              <w:right w:w="50" w:type="dxa"/>
+            </w:tcMar>
+          </w:tcPr>
+          <w:p>
+            <w:pPr>
+              <w:spacing w:before="20" w:after="20" w:line="240" w:lineRule="auto"/>
+              <w:jc w:val="center"/>
+            </w:pPr>
+          </w:p>
+        </w:tc>
+        <w:tc>
+          <w:tcPr>
+            <w:tcW w:type="dxa" w:w="1077"/>
+            <w:vAlign w:val="center"/>
+            <w:tcMar>
+              <w:top w:w="40" w:type="dxa"/>
+              <w:left w:w="50" w:type="dxa"/>
+              <w:bottom w:w="40" w:type="dxa"/>
+              <w:right w:w="50" w:type="dxa"/>
+            </w:tcMar>
+          </w:tcPr>
+          <w:p>
+            <w:pPr>
+              <w:spacing w:before="20" w:after="20" w:line="240" w:lineRule="auto"/>
+              <w:jc w:val="center"/>
+            </w:pPr>
+          </w:p>
+        </w:tc>
+        <w:tc>
+          <w:tcPr>
+            <w:tcW w:type="dxa" w:w="1077"/>
+            <w:vAlign w:val="center"/>
+            <w:tcMar>
+              <w:top w:w="40" w:type="dxa"/>
+              <w:left w:w="50" w:type="dxa"/>
+              <w:bottom w:w="40" w:type="dxa"/>
+              <w:right w:w="50" w:type="dxa"/>
+            </w:tcMar>
+          </w:tcPr>
+          <w:p>
+            <w:pPr>
+              <w:spacing w:before="20" w:after="20" w:line="240" w:lineRule="auto"/>
+              <w:jc w:val="center"/>
+            </w:pPr>
+          </w:p>
+        </w:tc>
+        <w:tc>
+          <w:tcPr>
+            <w:tcW w:type="dxa" w:w="1077"/>
+            <w:vAlign w:val="center"/>
+            <w:tcMar>
+              <w:top w:w="40" w:type="dxa"/>
+              <w:left w:w="50" w:type="dxa"/>
+              <w:bottom w:w="40" w:type="dxa"/>
+              <w:right w:w="50" w:type="dxa"/>
+            </w:tcMar>
+          </w:tcPr>
+          <w:p>
+            <w:pPr>
+              <w:spacing w:before="20" w:after="20" w:line="240" w:lineRule="auto"/>
+              <w:jc w:val="center"/>
+            </w:pPr>
+          </w:p>
+        </w:tc>
+        <w:tc>
+          <w:tcPr>
+            <w:tcW w:type="dxa" w:w="1077"/>
+            <w:vAlign w:val="center"/>
+            <w:tcMar>
+              <w:top w:w="40" w:type="dxa"/>
+              <w:left w:w="50" w:type="dxa"/>
+              <w:bottom w:w="40" w:type="dxa"/>
+              <w:right w:w="50" w:type="dxa"/>
+            </w:tcMar>
+          </w:tcPr>
+          <w:p>
+            <w:pPr>
+              <w:spacing w:before="20" w:after="20" w:line="240" w:lineRule="auto"/>
+              <w:jc w:val="center"/>
+            </w:pPr>
+          </w:p>
+        </w:tc>
+        <w:tc>
+          <w:tcPr>
+            <w:tcW w:type="dxa" w:w="1077"/>
+            <w:vAlign w:val="center"/>
+            <w:tcMar>
+              <w:top w:w="40" w:type="dxa"/>
+              <w:left w:w="50" w:type="dxa"/>
+              <w:bottom w:w="40" w:type="dxa"/>
+              <w:right w:w="50" w:type="dxa"/>
+            </w:tcMar>
+          </w:tcPr>
+          <w:p>
+            <w:pPr>
+              <w:spacing w:before="20" w:after="20" w:line="240" w:lineRule="auto"/>
+              <w:jc w:val="center"/>
+            </w:pPr>
+          </w:p>
+        </w:tc>
+      </w:tr>
+      <w:tr>
+        <w:trPr>
+          <w:trHeight w:val="595" w:hRule="atLeast"/>
+          <w:cantSplit/>
+        </w:trPr>
+        <w:tc>
+          <w:tcPr>
+            <w:tcW w:type="dxa" w:w="652"/>
+            <w:vAlign w:val="center"/>
+            <w:tcMar>
+              <w:top w:w="40" w:type="dxa"/>
+              <w:left w:w="50" w:type="dxa"/>
+              <w:bottom w:w="40" w:type="dxa"/>
+              <w:right w:w="50" w:type="dxa"/>
+            </w:tcMar>
+          </w:tcPr>
+          <w:p>
+            <w:pPr>
+              <w:spacing w:before="20" w:after="20" w:line="240" w:lineRule="auto"/>
+              <w:jc w:val="center"/>
+            </w:pPr>
+            <w:r>
+              <w:rPr>
+                <w:rFonts w:ascii="Arial" w:hAnsi="Arial" w:cs="Arial" w:eastAsia="Arial"/>
+                <w:b/>
+                <w:i w:val="0"/>
+                <w:sz w:val="20"/>
+              </w:rPr>
+              <w:t>20</w:t>
+            </w:r>
+          </w:p>
+        </w:tc>
+        <w:tc>
+          <w:tcPr>
+            <w:tcW w:type="dxa" w:w="6435"/>
+            <w:vAlign w:val="center"/>
+            <w:tcMar>
+              <w:top w:w="40" w:type="dxa"/>
+              <w:left w:w="50" w:type="dxa"/>
+              <w:bottom w:w="40" w:type="dxa"/>
+              <w:right w:w="50" w:type="dxa"/>
+            </w:tcMar>
+          </w:tcPr>
+          <w:p>
+            <w:pPr>
+              <w:spacing w:before="20" w:after="20" w:line="240" w:lineRule="auto"/>
+              <w:jc w:val="left"/>
+            </w:pPr>
+            <w:r>
+              <w:rPr>
+                <w:rFonts w:ascii="Arial" w:hAnsi="Arial" w:cs="Arial" w:eastAsia="Arial"/>
+                <w:b w:val="0"/>
+                <w:i w:val="0"/>
+                <w:sz w:val="18"/>
+              </w:rPr>
+              <w:t>Хранение оригинальных экземпляров протоколов проверки знания требований охраны труда</w:t>
+            </w:r>
+          </w:p>
+        </w:tc>
+        <w:tc>
+          <w:tcPr>
+            <w:tcW w:type="dxa" w:w="1077"/>
+            <w:vAlign w:val="center"/>
+            <w:tcMar>
+              <w:top w:w="40" w:type="dxa"/>
+              <w:left w:w="50" w:type="dxa"/>
+              <w:bottom w:w="40" w:type="dxa"/>
+              <w:right w:w="50" w:type="dxa"/>
+            </w:tcMar>
+          </w:tcPr>
+          <w:p>
+            <w:pPr>
+              <w:spacing w:before="20" w:after="20" w:line="240" w:lineRule="auto"/>
+              <w:jc w:val="center"/>
+            </w:pPr>
+          </w:p>
+        </w:tc>
+        <w:tc>
+          <w:tcPr>
+            <w:tcW w:type="dxa" w:w="1077"/>
+            <w:vAlign w:val="center"/>
+            <w:tcMar>
+              <w:top w:w="40" w:type="dxa"/>
+              <w:left w:w="50" w:type="dxa"/>
+              <w:bottom w:w="40" w:type="dxa"/>
+              <w:right w:w="50" w:type="dxa"/>
+            </w:tcMar>
+          </w:tcPr>
+          <w:p>
+            <w:pPr>
+              <w:spacing w:before="20" w:after="20" w:line="240" w:lineRule="auto"/>
+              <w:jc w:val="center"/>
+            </w:pPr>
+          </w:p>
+        </w:tc>
+        <w:tc>
+          <w:tcPr>
+            <w:tcW w:type="dxa" w:w="1077"/>
+            <w:vAlign w:val="center"/>
+            <w:tcMar>
+              <w:top w:w="40" w:type="dxa"/>
+              <w:left w:w="50" w:type="dxa"/>
+              <w:bottom w:w="40" w:type="dxa"/>
+              <w:right w:w="50" w:type="dxa"/>
+            </w:tcMar>
+          </w:tcPr>
+          <w:p>
+            <w:pPr>
+              <w:spacing w:before="20" w:after="20" w:line="240" w:lineRule="auto"/>
+              <w:jc w:val="center"/>
+            </w:pPr>
+          </w:p>
+        </w:tc>
+        <w:tc>
+          <w:tcPr>
+            <w:tcW w:type="dxa" w:w="1077"/>
+            <w:vAlign w:val="center"/>
+            <w:tcMar>
+              <w:top w:w="40" w:type="dxa"/>
+              <w:left w:w="50" w:type="dxa"/>
+              <w:bottom w:w="40" w:type="dxa"/>
+              <w:right w:w="50" w:type="dxa"/>
+            </w:tcMar>
+          </w:tcPr>
+          <w:p>
+            <w:pPr>
+              <w:spacing w:before="20" w:after="20" w:line="240" w:lineRule="auto"/>
+              <w:jc w:val="center"/>
+            </w:pPr>
+          </w:p>
+        </w:tc>
+        <w:tc>
+          <w:tcPr>
+            <w:tcW w:type="dxa" w:w="1077"/>
+            <w:vAlign w:val="center"/>
+            <w:tcMar>
+              <w:top w:w="40" w:type="dxa"/>
+              <w:left w:w="50" w:type="dxa"/>
+              <w:bottom w:w="40" w:type="dxa"/>
+              <w:right w:w="50" w:type="dxa"/>
+            </w:tcMar>
+          </w:tcPr>
+          <w:p>
+            <w:pPr>
+              <w:spacing w:before="20" w:after="20" w:line="240" w:lineRule="auto"/>
+              <w:jc w:val="center"/>
+            </w:pPr>
+          </w:p>
+        </w:tc>
+        <w:tc>
+          <w:tcPr>
+            <w:tcW w:type="dxa" w:w="1077"/>
+            <w:vAlign w:val="center"/>
+            <w:tcMar>
+              <w:top w:w="40" w:type="dxa"/>
+              <w:left w:w="50" w:type="dxa"/>
+              <w:bottom w:w="40" w:type="dxa"/>
+              <w:right w:w="50" w:type="dxa"/>
+            </w:tcMar>
+          </w:tcPr>
+          <w:p>
+            <w:pPr>
+              <w:spacing w:before="20" w:after="20" w:line="240" w:lineRule="auto"/>
+              <w:jc w:val="center"/>
+            </w:pPr>
+          </w:p>
+        </w:tc>
+        <w:tc>
+          <w:tcPr>
+            <w:tcW w:type="dxa" w:w="1077"/>
+            <w:vAlign w:val="center"/>
+            <w:tcMar>
+              <w:top w:w="40" w:type="dxa"/>
+              <w:left w:w="50" w:type="dxa"/>
+              <w:bottom w:w="40" w:type="dxa"/>
+              <w:right w:w="50" w:type="dxa"/>
+            </w:tcMar>
+          </w:tcPr>
+          <w:p>
+            <w:pPr>
+              <w:spacing w:before="20" w:after="20" w:line="240" w:lineRule="auto"/>
+              <w:jc w:val="center"/>
+            </w:pPr>
+          </w:p>
+        </w:tc>
+        <w:tc>
+          <w:tcPr>
+            <w:tcW w:type="dxa" w:w="1077"/>
             <w:vAlign w:val="center"/>
             <w:tcMar>
               <w:top w:w="40" w:type="dxa"/>
